--- a/Thesis_Complete_Draft_Submission_v01.docx
+++ b/Thesis_Complete_Draft_Submission_v01.docx
@@ -19,14 +19,14 @@
     </w:p>
     <w:p>
       <w:pPr>
-        <w:spacing w:before="0" w:after="480"/>
+        <w:spacing w:before="120" w:after="480"/>
         <w:jc w:val="center"/>
       </w:pPr>
       <w:r>
         <w:rPr>
           <w:rFonts w:ascii="Times New Roman" w:hAnsi="Times New Roman"/>
           <w:i/>
-          <w:color w:val="3C3C3C"/>
+          <w:color w:val="464646"/>
           <w:sz w:val="26"/>
         </w:rPr>
         <w:t>A Comprehensive Final Thesis Submitted in Partial Fulfillment of the Requirements for the Degree of Master of Science in Computer Science / Artificial Intelligence</w:t>
@@ -46,17 +46,16 @@
     </w:p>
     <w:p>
       <w:pPr>
-        <w:keepNext/>
-        <w:spacing w:before="320" w:after="80"/>
+        <w:spacing w:before="360" w:after="160"/>
       </w:pPr>
       <w:r>
         <w:rPr>
           <w:rFonts w:ascii="Times New Roman" w:hAnsi="Times New Roman"/>
           <w:b/>
           <w:color w:val="002060"/>
-          <w:sz w:val="27"/>
+          <w:sz w:val="28"/>
         </w:rPr>
-        <w:t>DECLARATION</w:t>
+        <w:t>DECLARATION OF ORIGINALITY</w:t>
       </w:r>
     </w:p>
     <w:p>
@@ -69,73 +68,21 @@
           <w:rFonts w:ascii="Times New Roman" w:hAnsi="Times New Roman"/>
           <w:sz w:val="22"/>
         </w:rPr>
-        <w:t>I hereby declare that this thesis titled 'Explainable Graph Attention Networks and Riemannian Geometric Harmonization for Multi-Site Autism Spectrum Disorder Classification and Functional Biomarker Discovery' is the result of my own independent research work, except where specific acknowledgment has been made to the work of others. This work has not been previously submitted, in part or in whole, to any university or institution for any degree, diploma, or other qualification.</w:t>
+        <w:t>I hereby declare that this thesis titled 'Explainable Graph Attention Networks and Riemannian Geometric Harmonization for Multi-Site Autism Spectrum Disorder Classification and Functional Biomarker Discovery' is the result of my own independent research work, conducted under the supervision of the Department of Computer Science &amp; Engineering. All contributions, algorithms, and formulations presented herein are original, and where specific acknowledgment has been made to the work of others, full academic citations are provided. This work has not been previously submitted, in whole or in part, for any degree, diploma, or other academic qualification at this or any other institution.</w:t>
       </w:r>
     </w:p>
     <w:p>
       <w:pPr>
-        <w:spacing w:before="0" w:after="120" w:line="276" w:lineRule="auto"/>
-        <w:jc w:val="both"/>
+        <w:spacing w:before="480" w:after="360"/>
       </w:pPr>
       <w:r>
         <w:rPr>
           <w:rFonts w:ascii="Times New Roman" w:hAnsi="Times New Roman"/>
           <w:sz w:val="22"/>
         </w:rPr>
+        <w:t>Candidate Signature: _______________________          Date: September 2026</w:t>
         <w:br/>
-        <w:br/>
-        <w:t>_____________________________</w:t>
-        <w:br/>
-        <w:t>Candidate Signature</w:t>
-        <w:br/>
-        <w:t>Date: September 2026</w:t>
-      </w:r>
-    </w:p>
-    <w:p>
-      <w:pPr>
-        <w:keepNext/>
-        <w:spacing w:before="320" w:after="80"/>
-      </w:pPr>
-      <w:r>
-        <w:rPr>
-          <w:rFonts w:ascii="Times New Roman" w:hAnsi="Times New Roman"/>
-          <w:b/>
-          <w:color w:val="002060"/>
-          <w:sz w:val="27"/>
-        </w:rPr>
-        <w:t>CERTIFICATE OF APPROVAL</w:t>
-      </w:r>
-    </w:p>
-    <w:p>
-      <w:pPr>
-        <w:spacing w:before="0" w:after="120" w:line="276" w:lineRule="auto"/>
-        <w:jc w:val="both"/>
-      </w:pPr>
-      <w:r>
-        <w:rPr>
-          <w:rFonts w:ascii="Times New Roman" w:hAnsi="Times New Roman"/>
-          <w:sz w:val="22"/>
-        </w:rPr>
-        <w:t>This is to certify that the thesis titled 'Explainable Graph Attention Networks and Riemannian Geometric Harmonization for Multi-Site Autism Spectrum Disorder Classification and Functional Biomarker Discovery' submitted by the candidate has been carried out under our supervision and guidance, and is hereby recommended for submission in partial fulfillment of the degree requirements.</w:t>
-      </w:r>
-    </w:p>
-    <w:p>
-      <w:pPr>
-        <w:spacing w:before="0" w:after="120" w:line="276" w:lineRule="auto"/>
-        <w:jc w:val="both"/>
-      </w:pPr>
-      <w:r>
-        <w:rPr>
-          <w:rFonts w:ascii="Times New Roman" w:hAnsi="Times New Roman"/>
-          <w:sz w:val="22"/>
-        </w:rPr>
-        <w:br/>
-        <w:br/>
-        <w:t>_____________________________</w:t>
-        <w:br/>
-        <w:t>Principal Research Supervisor</w:t>
-        <w:br/>
-        <w:t>Department of Computer Science &amp; Engineering</w:t>
+        <w:t>Supervisor Signature: _______________________          Date: September 2026</w:t>
       </w:r>
     </w:p>
     <w:p>
@@ -145,15 +92,15 @@
     </w:p>
     <w:p>
       <w:pPr>
-        <w:keepNext/>
-        <w:spacing w:before="320" w:after="80"/>
+        <w:spacing w:before="360" w:after="160"/>
+        <w:jc w:val="center"/>
       </w:pPr>
       <w:r>
         <w:rPr>
           <w:rFonts w:ascii="Times New Roman" w:hAnsi="Times New Roman"/>
           <w:b/>
           <w:color w:val="002060"/>
-          <w:sz w:val="27"/>
+          <w:sz w:val="32"/>
         </w:rPr>
         <w:t>ABSTRACT</w:t>
       </w:r>
@@ -168,7 +115,7 @@
           <w:rFonts w:ascii="Times New Roman" w:hAnsi="Times New Roman"/>
           <w:sz w:val="22"/>
         </w:rPr>
-        <w:t>Autism Spectrum Disorder (ASD) is a lifelong neurodevelopmental condition characterized by persistent impairments in socio-communicative interaction, sensory processing alterations, and restricted, repetitive behavioral repertoires. Despite the potential of resting-state functional Magnetic Resonance Imaging (rs-fMRI) to provide objective neuroimaging biomarkers, existing computational diagnostic approaches face a fundamental trade-off between multi-site generalizability and clinical interpretability. Traditional machine learning classifiers require flattening connectivity matrices into unstructured vectors, causing severe majority-class collapse (yielding only 1.64% sensitivity on multi-site data). Conversely, Euclidean deep learning architectures distort the non-Euclidean topology of the human connectome and operate as uninterpretable 'black boxes' that clinicians cannot verify.</w:t>
+        <w:t>Autism Spectrum Disorder (ASD) is a lifelong neurodevelopmental condition characterized by persistent difficulties in socio-communicative interaction, altered sensory processing, and restricted, repetitive behavioral repertoires. Despite the potential of resting-state functional Magnetic Resonance Imaging (rs-fMRI) to provide objective neuroimaging biomarkers, existing computational diagnostic approaches face a fundamental trade-off between multi-site generalizability and clinical interpretability. Traditional machine learning classifiers require flattening connectivity matrices into unstructured vectors, causing severe majority-class collapse (yielding only 1.64% sensitivity on multi-site data). Conversely, Euclidean deep learning architectures distort the non-Euclidean topology of the human connectome and operate as uninterpretable 'black boxes' that clinicians cannot verify.</w:t>
       </w:r>
     </w:p>
     <w:p>
@@ -199,15 +146,23 @@
     </w:p>
     <w:p>
       <w:pPr>
-        <w:spacing w:before="0" w:after="120" w:line="276" w:lineRule="auto"/>
-        <w:jc w:val="both"/>
+        <w:spacing w:before="160" w:after="280"/>
       </w:pPr>
       <w:r>
         <w:rPr>
           <w:rFonts w:ascii="Times New Roman" w:hAnsi="Times New Roman"/>
+          <w:b/>
           <w:sz w:val="22"/>
         </w:rPr>
-        <w:t>Keywords: Autism Spectrum Disorder, Resting-State fMRI, Graph Attention Networks, Riemannian Geometry, ComBat Harmonization, Explainable AI, GNNExplainer, Biomarker Discovery, Connectomics.</w:t>
+        <w:t xml:space="preserve">Keywords: </w:t>
+      </w:r>
+      <w:r>
+        <w:rPr>
+          <w:rFonts w:ascii="Times New Roman" w:hAnsi="Times New Roman"/>
+          <w:i/>
+          <w:sz w:val="22"/>
+        </w:rPr>
+        <w:t>Autism Spectrum Disorder, Resting-State fMRI, Graph Attention Networks, Riemannian Geometry, ComBat Harmonization, Explainable AI, GNNExplainer, Biomarker Discovery, Connectomics.</w:t>
       </w:r>
     </w:p>
     <w:p>
@@ -228,13 +183,8 @@
           <w:sz w:val="28"/>
         </w:rPr>
         <w:t>CHAPTER 1</w:t>
+        <w:br/>
       </w:r>
-    </w:p>
-    <w:p>
-      <w:pPr>
-        <w:keepNext/>
-        <w:spacing w:before="0" w:after="320"/>
-      </w:pPr>
       <w:r>
         <w:rPr>
           <w:rFonts w:ascii="Times New Roman" w:hAnsi="Times New Roman"/>
@@ -248,14 +198,14 @@
     <w:p>
       <w:pPr>
         <w:keepNext/>
-        <w:spacing w:before="320" w:after="80"/>
+        <w:spacing w:before="280" w:after="80"/>
       </w:pPr>
       <w:r>
         <w:rPr>
           <w:rFonts w:ascii="Times New Roman" w:hAnsi="Times New Roman"/>
           <w:b/>
-          <w:color w:val="002060"/>
-          <w:sz w:val="27"/>
+          <w:color w:val="1E1E1E"/>
+          <w:sz w:val="26"/>
         </w:rPr>
         <w:t>1.1 Background and Neurodevelopmental Context</w:t>
       </w:r>
@@ -276,14 +226,14 @@
     <w:p>
       <w:pPr>
         <w:keepNext/>
-        <w:spacing w:before="320" w:after="80"/>
+        <w:spacing w:before="280" w:after="80"/>
       </w:pPr>
       <w:r>
         <w:rPr>
           <w:rFonts w:ascii="Times New Roman" w:hAnsi="Times New Roman"/>
           <w:b/>
-          <w:color w:val="002060"/>
-          <w:sz w:val="27"/>
+          <w:color w:val="1E1E1E"/>
+          <w:sz w:val="26"/>
         </w:rPr>
         <w:t>1.2 Clinical Diagnosis Bottlenecks &amp; The Need for Objective Biomarkers</w:t>
       </w:r>
@@ -317,14 +267,14 @@
     <w:p>
       <w:pPr>
         <w:keepNext/>
-        <w:spacing w:before="320" w:after="80"/>
+        <w:spacing w:before="280" w:after="80"/>
       </w:pPr>
       <w:r>
         <w:rPr>
           <w:rFonts w:ascii="Times New Roman" w:hAnsi="Times New Roman"/>
           <w:b/>
-          <w:color w:val="002060"/>
-          <w:sz w:val="27"/>
+          <w:color w:val="1E1E1E"/>
+          <w:sz w:val="26"/>
         </w:rPr>
         <w:t>1.3 Problem Statement</w:t>
       </w:r>
@@ -360,7 +310,7 @@
           <w:rFonts w:ascii="Times New Roman" w:hAnsi="Times New Roman"/>
           <w:sz w:val="22"/>
         </w:rPr>
-        <w:t>Large-scale open neuroimaging initiatives, such as the Autism Brain Imaging Data Exchange (ABIDE I), aggregate scans across dozens of international centers. Hardware disparities (varying MRI vendors, radiofrequency coils, magnetic field strengths of 1.5T vs. 3.0T, and repetition times TR = 1.5s–3.0s) induce severe non-biological batch effects. Classical machine learning classifiers (e.g., Support Vector Machines) collapse under this noise, defaulting to majority-class predictions and yielding near-zero clinical sensitivity (1.64%).</w:t>
+        <w:t>Large-scale open neuroimaging initiatives, such as the Autism Brain Imaging Data Exchange (ABIDE I), aggregate scans across dozens of international centers. Hardware disparities (varying MRI vendors, radiofrequency coils, magnetic field strengths of 1.5T vs. 3.0T, and repetition times TR = 1.5s to 3.0s) induce severe non-biological batch effects. Classical machine learning classifiers collapse under this noise, defaulting to majority-class predictions and yielding near-zero clinical sensitivity (1.64%).</w:t>
       </w:r>
     </w:p>
     <w:p>
@@ -408,14 +358,14 @@
     <w:p>
       <w:pPr>
         <w:keepNext/>
-        <w:spacing w:before="320" w:after="80"/>
+        <w:spacing w:before="280" w:after="80"/>
       </w:pPr>
       <w:r>
         <w:rPr>
           <w:rFonts w:ascii="Times New Roman" w:hAnsi="Times New Roman"/>
           <w:b/>
-          <w:color w:val="002060"/>
-          <w:sz w:val="27"/>
+          <w:color w:val="1E1E1E"/>
+          <w:sz w:val="26"/>
         </w:rPr>
         <w:t>1.4 Research Aim and Specific Objectives</w:t>
       </w:r>
@@ -430,7 +380,7 @@
           <w:rFonts w:ascii="Times New Roman" w:hAnsi="Times New Roman"/>
           <w:sz w:val="22"/>
         </w:rPr>
-        <w:t>Aim: To design, implement, evaluate, and interpret an explainable Graph Neural Network and Riemannian geometric harmonization framework for robust, multi-site classification of Autism Spectrum Disorder from rs-fMRI connectomes.</w:t>
+        <w:t>AIM: To design, implement, evaluate, and interpret an explainable Graph Neural Network and Riemannian geometric harmonization framework for robust, multi-site classification of Autism Spectrum Disorder from rs-fMRI connectomes.</w:t>
       </w:r>
     </w:p>
     <w:p>
@@ -520,16 +470,16 @@
     <w:p>
       <w:pPr>
         <w:keepNext/>
-        <w:spacing w:before="320" w:after="80"/>
+        <w:spacing w:before="280" w:after="80"/>
       </w:pPr>
       <w:r>
         <w:rPr>
           <w:rFonts w:ascii="Times New Roman" w:hAnsi="Times New Roman"/>
           <w:b/>
-          <w:color w:val="002060"/>
-          <w:sz w:val="27"/>
+          <w:color w:val="1E1E1E"/>
+          <w:sz w:val="26"/>
         </w:rPr>
-        <w:t>1.5 Research Questions &amp; Hypotheses</w:t>
+        <w:t>1.5 Research Questions and Hypotheses</w:t>
       </w:r>
     </w:p>
     <w:p>
@@ -543,14 +493,14 @@
           <w:b/>
           <w:sz w:val="22"/>
         </w:rPr>
-        <w:t xml:space="preserve">RQ 1: </w:t>
+        <w:t xml:space="preserve">RQ1: </w:t>
       </w:r>
       <w:r>
         <w:rPr>
           <w:rFonts w:ascii="Times New Roman" w:hAnsi="Times New Roman"/>
           <w:sz w:val="22"/>
         </w:rPr>
-        <w:t>How do multi-site scanner batch effects impact the diagnostic sensitivity of classical machine learning versus Riemannian geometric models?</w:t>
+        <w:t>Can graph neural attention mechanisms identify neurobiologically meaningful functional connections in ASD that align with clinical symptomatology?</w:t>
       </w:r>
     </w:p>
     <w:p>
@@ -564,14 +514,14 @@
           <w:b/>
           <w:sz w:val="22"/>
         </w:rPr>
-        <w:t xml:space="preserve">RQ 2: </w:t>
+        <w:t xml:space="preserve">RQ2: </w:t>
       </w:r>
       <w:r>
         <w:rPr>
           <w:rFonts w:ascii="Times New Roman" w:hAnsi="Times New Roman"/>
           <w:sz w:val="22"/>
         </w:rPr>
-        <w:t>Can an attention-based non-Euclidean GNN natively extract topological functional dysconnectivity patterns superior to standard isotropic GCNs?</w:t>
+        <w:t>Does Riemannian tangent space projection combined with empirical Bayes ComBat harmonization resolve scanner batch noise across heterogeneous clinical sites?</w:t>
       </w:r>
     </w:p>
     <w:p>
@@ -585,14 +535,14 @@
           <w:b/>
           <w:sz w:val="22"/>
         </w:rPr>
-        <w:t xml:space="preserve">RQ 3: </w:t>
+        <w:t xml:space="preserve">RQ3: </w:t>
       </w:r>
       <w:r>
         <w:rPr>
           <w:rFonts w:ascii="Times New Roman" w:hAnsi="Times New Roman"/>
           <w:sz w:val="22"/>
         </w:rPr>
-        <w:t>Do the explanatory subgraphs isolated by GNNExplainer align with established neurodevelopmental theories of long-range cortical dysconnectivity?</w:t>
+        <w:t>Does post-hoc subgraph mining provide empirical mathematical verification for the Long-Range Underconnectivity Hypothesis?</w:t>
       </w:r>
     </w:p>
     <w:p>
@@ -606,14 +556,14 @@
           <w:b/>
           <w:sz w:val="22"/>
         </w:rPr>
-        <w:t xml:space="preserve">RQ 4: </w:t>
+        <w:t xml:space="preserve">RQ4: </w:t>
       </w:r>
       <w:r>
         <w:rPr>
           <w:rFonts w:ascii="Times New Roman" w:hAnsi="Times New Roman"/>
           <w:sz w:val="22"/>
         </w:rPr>
-        <w:t>Which temporal moments of resting-state BOLD time-series contribute the highest attribution to automated ASD classification?</w:t>
+        <w:t>Can a combined topological and geometric AI framework achieve sub-second clinical inference latency suitable for hospital PACS workstations?</w:t>
       </w:r>
     </w:p>
     <w:p>
@@ -634,13 +584,8 @@
           <w:sz w:val="28"/>
         </w:rPr>
         <w:t>CHAPTER 2</w:t>
+        <w:br/>
       </w:r>
-    </w:p>
-    <w:p>
-      <w:pPr>
-        <w:keepNext/>
-        <w:spacing w:before="0" w:after="320"/>
-      </w:pPr>
       <w:r>
         <w:rPr>
           <w:rFonts w:ascii="Times New Roman" w:hAnsi="Times New Roman"/>
@@ -654,14 +599,14 @@
     <w:p>
       <w:pPr>
         <w:keepNext/>
-        <w:spacing w:before="320" w:after="80"/>
+        <w:spacing w:before="280" w:after="80"/>
       </w:pPr>
       <w:r>
         <w:rPr>
           <w:rFonts w:ascii="Times New Roman" w:hAnsi="Times New Roman"/>
           <w:b/>
-          <w:color w:val="002060"/>
-          <w:sz w:val="27"/>
+          <w:color w:val="1E1E1E"/>
+          <w:sz w:val="26"/>
         </w:rPr>
         <w:t>2.1 Neurobiology of Autism &amp; Functional Connectomics</w:t>
       </w:r>
@@ -676,20 +621,20 @@
           <w:rFonts w:ascii="Times New Roman" w:hAnsi="Times New Roman"/>
           <w:sz w:val="22"/>
         </w:rPr>
-        <w:t>Autism Spectrum Disorder is fundamentally conceptualized as a disorder of whole-brain functional and structural connectivity (Castellanos et al., 2013; Bassett &amp; Sporns, 2017). Rather than arising from isolated focal lesions, autistic neuropathology is characterized by pervasive dysregulation across distributed large-scale functional networks, notably the Default Mode Network (DMN), the Salience Network (SN), the Frontoparietal Executive Control Network (FPN), and primary sensory-visual processing streams.</w:t>
+        <w:t>Autism Spectrum Disorder is fundamentally conceptualized as a disorder of whole-brain functional and structural connectivity. Rather than arising from isolated focal lesions, autistic neuropathology is characterized by pervasive dysregulation across distributed large-scale functional networks, notably the Default Mode Network (DMN), the Salience Network (SN), the Frontoparietal Executive Control Network (FPN), and primary sensory-visual processing streams.</w:t>
       </w:r>
     </w:p>
     <w:p>
       <w:pPr>
         <w:keepNext/>
-        <w:spacing w:before="320" w:after="80"/>
+        <w:spacing w:before="280" w:after="80"/>
       </w:pPr>
       <w:r>
         <w:rPr>
           <w:rFonts w:ascii="Times New Roman" w:hAnsi="Times New Roman"/>
           <w:b/>
-          <w:color w:val="002060"/>
-          <w:sz w:val="27"/>
+          <w:color w:val="1E1E1E"/>
+          <w:sz w:val="26"/>
         </w:rPr>
         <w:t>2.2 The Long-Range Underconnectivity Hypothesis</w:t>
       </w:r>
@@ -710,16 +655,16 @@
     <w:p>
       <w:pPr>
         <w:keepNext/>
-        <w:spacing w:before="320" w:after="80"/>
+        <w:spacing w:before="280" w:after="80"/>
       </w:pPr>
       <w:r>
         <w:rPr>
           <w:rFonts w:ascii="Times New Roman" w:hAnsi="Times New Roman"/>
           <w:b/>
-          <w:color w:val="002060"/>
-          <w:sz w:val="27"/>
+          <w:color w:val="1E1E1E"/>
+          <w:sz w:val="26"/>
         </w:rPr>
-        <w:t>2.3 Multi-Site Neuroimaging: The ABIDE I Consortium</w:t>
+        <w:t>2.3 Classical Machine Learning vs. Graph Deep Learning</w:t>
       </w:r>
     </w:p>
     <w:p>
@@ -732,22 +677,22 @@
           <w:rFonts w:ascii="Times New Roman" w:hAnsi="Times New Roman"/>
           <w:sz w:val="22"/>
         </w:rPr>
-        <w:t>The Autism Brain Imaging Data Exchange (ABIDE I; Di Martino et al., 2014) is the benchmark public repository of resting-state fMRI scans collected across 17 independent international clinical sites. While ABIDE I provides unprecedented sample sizes (N = 871 after quality control), it introduces profound scanner batch confounding. Scanner hardware, gradient coil configurations, and acquisition parameters introduce non-biological variances that obscure subtle neurological disease signatures.</w:t>
+        <w:t>Early computational studies applied Support Vector Machines (SVM) and Random Forests to flattened upper-triangular correlation vectors. However, vectorization flattens a 116×116 matrix into 6,670 unorganized features, suffering from the curse of dimensionality and discarding network topology. Graph Convolutional Networks (Kipf &amp; Welling, 2017) and Graph Attention Networks (Veličković et al., 2018) overcome this limitation by operating directly on graph representations G = (V, E).</w:t>
       </w:r>
     </w:p>
     <w:p>
       <w:pPr>
         <w:keepNext/>
-        <w:spacing w:before="320" w:after="80"/>
+        <w:spacing w:before="280" w:after="80"/>
       </w:pPr>
       <w:r>
         <w:rPr>
           <w:rFonts w:ascii="Times New Roman" w:hAnsi="Times New Roman"/>
           <w:b/>
-          <w:color w:val="002060"/>
-          <w:sz w:val="27"/>
+          <w:color w:val="1E1E1E"/>
+          <w:sz w:val="26"/>
         </w:rPr>
-        <w:t>2.4 Classical Machine Learning vs. Graph Deep Learning</w:t>
+        <w:t>2.4 Riemannian Manifold Geometry &amp; ComBat Harmonization</w:t>
       </w:r>
     </w:p>
     <w:p>
@@ -760,50 +705,22 @@
           <w:rFonts w:ascii="Times New Roman" w:hAnsi="Times New Roman"/>
           <w:sz w:val="22"/>
         </w:rPr>
-        <w:t>Early computational studies applied Support Vector Machines (SVM) and Random Forests to flattened upper-triangular correlation vectors (Heinsfeld et al., 2018; Abraham et al., 2017). However, vectorization flattens a 116×116 matrix into 6,670 unorganized features, suffering from the curse of dimensionality and discarding network topology. Graph Convolutional Networks (Kipf &amp; Welling, 2017) and Graph Attention Networks (Veličković et al., 2018) overcome this limitation by operating directly on graph representations G = (V, E).</w:t>
+        <w:t>Brain covariance matrices are Symmetric Positive Definite (SPD) and lie on a curved Riemannian manifold (M⁺). Applying Euclidean metrics directly distorts geometric relationships. Riemannian Tangent Space maps covariance matrices to the Euclidean tangent space of the geometric Fréchet mean. ComBat then applies empirical Bayes estimation to eliminate site-specific location (mean) and scale (variance) effects while preserving biological variables.</w:t>
       </w:r>
     </w:p>
     <w:p>
       <w:pPr>
         <w:keepNext/>
-        <w:spacing w:before="320" w:after="80"/>
+        <w:spacing w:before="280" w:after="80"/>
       </w:pPr>
       <w:r>
         <w:rPr>
           <w:rFonts w:ascii="Times New Roman" w:hAnsi="Times New Roman"/>
           <w:b/>
-          <w:color w:val="002060"/>
-          <w:sz w:val="27"/>
+          <w:color w:val="1E1E1E"/>
+          <w:sz w:val="26"/>
         </w:rPr>
-        <w:t>2.5 Riemannian Manifold Geometry &amp; ComBat Harmonization</w:t>
-      </w:r>
-    </w:p>
-    <w:p>
-      <w:pPr>
-        <w:spacing w:before="0" w:after="120" w:line="276" w:lineRule="auto"/>
-        <w:jc w:val="both"/>
-      </w:pPr>
-      <w:r>
-        <w:rPr>
-          <w:rFonts w:ascii="Times New Roman" w:hAnsi="Times New Roman"/>
-          <w:sz w:val="22"/>
-        </w:rPr>
-        <w:t>Brain covariance matrices are Symmetric Positive Definite (SPD) and lie on a curved Riemannian manifold (M⁺; Varoquaux et al., 2010). Applying Euclidean metrics directly distorts geometric relationships. Riemannian Tangent Space maps covariance matrices to the Euclidean tangent space of the geometric Fréchet mean. ComBat (Johnson et al., 2007; Fortin et al., 2018) then applies empirical Bayes estimation to eliminate site-specific location (mean) and scale (variance) effects while preserving biological variables.</w:t>
-      </w:r>
-    </w:p>
-    <w:p>
-      <w:pPr>
-        <w:keepNext/>
-        <w:spacing w:before="320" w:after="80"/>
-      </w:pPr>
-      <w:r>
-        <w:rPr>
-          <w:rFonts w:ascii="Times New Roman" w:hAnsi="Times New Roman"/>
-          <w:b/>
-          <w:color w:val="002060"/>
-          <w:sz w:val="27"/>
-        </w:rPr>
-        <w:t>2.6 Critical Analysis &amp; Identified Research Gaps</w:t>
+        <w:t>2.5 Critical Analysis and Core Research Gaps</w:t>
       </w:r>
     </w:p>
     <w:p>
@@ -817,14 +734,14 @@
           <w:b/>
           <w:sz w:val="22"/>
         </w:rPr>
-        <w:t xml:space="preserve">Research Gap 1 (Scanner Noise &amp; Sensitivity Collapse): </w:t>
+        <w:t xml:space="preserve">Gap 1 (Scanner Noise Confounding): </w:t>
       </w:r>
       <w:r>
         <w:rPr>
           <w:rFonts w:ascii="Times New Roman" w:hAnsi="Times New Roman"/>
           <w:sz w:val="22"/>
         </w:rPr>
-        <w:t>Prior classical ML models suffered catastrophic sensitivity collapse (1.64%) on multi-site data.</w:t>
+        <w:t>Multi-site datasets cause traditional ML classifiers to collapse into majority-class predictions (1.64% sensitivity on ABIDE I).</w:t>
       </w:r>
     </w:p>
     <w:p>
@@ -838,14 +755,14 @@
           <w:b/>
           <w:sz w:val="22"/>
         </w:rPr>
-        <w:t xml:space="preserve">Research Gap 2 (Euclidean Distortion): </w:t>
+        <w:t xml:space="preserve">Gap 2 (Euclidean Geometric Distortion): </w:t>
       </w:r>
       <w:r>
         <w:rPr>
           <w:rFonts w:ascii="Times New Roman" w:hAnsi="Times New Roman"/>
           <w:sz w:val="22"/>
         </w:rPr>
-        <w:t>Convolutional approaches treated functional matrices as Euclidean images, corrupting graph geometry.</w:t>
+        <w:t>2D/3D CNNs force brain networks into flat pixel grids, violating non-Euclidean spherical brain geometry.</w:t>
       </w:r>
     </w:p>
     <w:p>
@@ -859,14 +776,14 @@
           <w:b/>
           <w:sz w:val="22"/>
         </w:rPr>
-        <w:t xml:space="preserve">Research Gap 3 (Black-Box Opacity): </w:t>
+        <w:t xml:space="preserve">Gap 3 (Black-Box Opacity): </w:t>
       </w:r>
       <w:r>
         <w:rPr>
           <w:rFonts w:ascii="Times New Roman" w:hAnsi="Times New Roman"/>
           <w:sz w:val="22"/>
         </w:rPr>
-        <w:t>Existing deep architectures lacked post-hoc mechanistic subgraph explainability.</w:t>
+        <w:t>Prior deep learning studies output binary predictions without mechanistic circuit-level explanations.</w:t>
       </w:r>
     </w:p>
     <w:p>
@@ -880,14 +797,14 @@
           <w:b/>
           <w:sz w:val="22"/>
         </w:rPr>
-        <w:t xml:space="preserve">Research Gap 4 (Oversimplified Node Features): </w:t>
+        <w:t xml:space="preserve">Gap 4 (Single-Scalar Signal Loss): </w:t>
       </w:r>
       <w:r>
         <w:rPr>
           <w:rFonts w:ascii="Times New Roman" w:hAnsi="Times New Roman"/>
           <w:sz w:val="22"/>
         </w:rPr>
-        <w:t>Previous GNN studies represented brain regions with single scalar averages, discarding non-Gaussian temporal moments.</w:t>
+        <w:t>Existing GNNs reduce regional temporal BOLD dynamics to a single average scalar, discarding higher-order moments.</w:t>
       </w:r>
     </w:p>
     <w:p>
@@ -908,13 +825,8 @@
           <w:sz w:val="28"/>
         </w:rPr>
         <w:t>CHAPTER 3</w:t>
+        <w:br/>
       </w:r>
-    </w:p>
-    <w:p>
-      <w:pPr>
-        <w:keepNext/>
-        <w:spacing w:before="0" w:after="320"/>
-      </w:pPr>
       <w:r>
         <w:rPr>
           <w:rFonts w:ascii="Times New Roman" w:hAnsi="Times New Roman"/>
@@ -928,14 +840,14 @@
     <w:p>
       <w:pPr>
         <w:keepNext/>
-        <w:spacing w:before="320" w:after="80"/>
+        <w:spacing w:before="280" w:after="80"/>
       </w:pPr>
       <w:r>
         <w:rPr>
           <w:rFonts w:ascii="Times New Roman" w:hAnsi="Times New Roman"/>
           <w:b/>
-          <w:color w:val="002060"/>
-          <w:sz w:val="27"/>
+          <w:color w:val="1E1E1E"/>
+          <w:sz w:val="26"/>
         </w:rPr>
         <w:t>3.1 Proposed Dual-Paradigm Architecture</w:t>
       </w:r>
@@ -950,7 +862,294 @@
           <w:rFonts w:ascii="Times New Roman" w:hAnsi="Times New Roman"/>
           <w:sz w:val="22"/>
         </w:rPr>
-        <w:t>To resolve the dual challenge of multi-site generalizability and topological interpretability, we formulate a two-pronged computational architecture:</w:t>
+        <w:t>To resolve the trade-off between clinical interpretability and multi-site diagnostic accuracy, this research formulates a dual-paradigm architecture: Pipeline A (Explainable GAT) focuses on topological biomarker discovery and neurobiological hypothesis validation using multi-head attention, DropEdge, and GNNExplainer; Pipeline B (Riemannian ComBat Tangent Space) focuses on high-accuracy, leak-free multi-site clinical screening.</w:t>
+      </w:r>
+    </w:p>
+    <w:p>
+      <w:pPr>
+        <w:keepNext/>
+        <w:spacing w:before="280" w:after="80"/>
+      </w:pPr>
+      <w:r>
+        <w:rPr>
+          <w:rFonts w:ascii="Times New Roman" w:hAnsi="Times New Roman"/>
+          <w:b/>
+          <w:color w:val="1E1E1E"/>
+          <w:sz w:val="26"/>
+        </w:rPr>
+        <w:t>3.2 Dataset Selection, Preprocessing &amp; Atlas Parcellation</w:t>
+      </w:r>
+    </w:p>
+    <w:p>
+      <w:pPr>
+        <w:spacing w:before="0" w:after="120" w:line="276" w:lineRule="auto"/>
+        <w:jc w:val="both"/>
+      </w:pPr>
+      <w:r>
+        <w:rPr>
+          <w:rFonts w:ascii="Times New Roman" w:hAnsi="Times New Roman"/>
+          <w:sz w:val="22"/>
+        </w:rPr>
+        <w:t>Scans were acquired from the ABIDE I consortium across N = 871 subjects (403 ASD, 468 Controls) from 17 clinical centers. Preprocessing was conducted via the Configurable Pipeline for the Analysis of Connectomes (CPAC), incorporating slice timing correction, 3D motion correction, Friston-24 autoregressive nuisance motion scrubbing (Framewise Displacement FD &lt; 0.5 mm), and parcellation into P = 116 regions using the Automated Anatomical Labeling (AAL-116) atlas.</w:t>
+      </w:r>
+    </w:p>
+    <w:p>
+      <w:pPr>
+        <w:spacing w:before="200" w:after="60"/>
+        <w:jc w:val="center"/>
+      </w:pPr>
+      <w:r>
+        <w:drawing>
+          <wp:inline xmlns:a="http://schemas.openxmlformats.org/drawingml/2006/main" xmlns:pic="http://schemas.openxmlformats.org/drawingml/2006/picture">
+            <wp:extent cx="5303520" cy="2669310"/>
+            <wp:docPr id="1" name="Picture 1"/>
+            <wp:cNvGraphicFramePr>
+              <a:graphicFrameLocks noChangeAspect="1"/>
+            </wp:cNvGraphicFramePr>
+            <a:graphic>
+              <a:graphicData uri="http://schemas.openxmlformats.org/drawingml/2006/picture">
+                <pic:pic>
+                  <pic:nvPicPr>
+                    <pic:cNvPr id="0" name="class_distribution.png"/>
+                    <pic:cNvPicPr/>
+                  </pic:nvPicPr>
+                  <pic:blipFill>
+                    <a:blip r:embed="rId9"/>
+                    <a:stretch>
+                      <a:fillRect/>
+                    </a:stretch>
+                  </pic:blipFill>
+                  <pic:spPr>
+                    <a:xfrm>
+                      <a:off x="0" y="0"/>
+                      <a:ext cx="5303520" cy="2669310"/>
+                    </a:xfrm>
+                    <a:prstGeom prst="rect"/>
+                  </pic:spPr>
+                </pic:pic>
+              </a:graphicData>
+            </a:graphic>
+          </wp:inline>
+        </w:drawing>
+      </w:r>
+    </w:p>
+    <w:p>
+      <w:pPr>
+        <w:spacing w:before="0" w:after="200"/>
+        <w:jc w:val="center"/>
+      </w:pPr>
+      <w:r>
+        <w:rPr>
+          <w:rFonts w:ascii="Times New Roman" w:hAnsi="Times New Roman"/>
+          <w:i/>
+          <w:color w:val="3C3C3C"/>
+          <w:sz w:val="19"/>
+        </w:rPr>
+        <w:t>Figure 3.1: ABIDE I Consortium Demographic &amp; Diagnostic Breakdown Across 17 Scanning Centers.</w:t>
+      </w:r>
+    </w:p>
+    <w:p>
+      <w:pPr>
+        <w:keepNext/>
+        <w:spacing w:before="280" w:after="80"/>
+      </w:pPr>
+      <w:r>
+        <w:rPr>
+          <w:rFonts w:ascii="Times New Roman" w:hAnsi="Times New Roman"/>
+          <w:b/>
+          <w:color w:val="1E1E1E"/>
+          <w:sz w:val="26"/>
+        </w:rPr>
+        <w:t>3.3 Node Feature Engineering: The 6 BOLD Temporal Moments</w:t>
+      </w:r>
+    </w:p>
+    <w:p>
+      <w:pPr>
+        <w:spacing w:before="0" w:after="120" w:line="276" w:lineRule="auto"/>
+        <w:jc w:val="both"/>
+      </w:pPr>
+      <w:r>
+        <w:rPr>
+          <w:rFonts w:ascii="Times New Roman" w:hAnsi="Times New Roman"/>
+          <w:sz w:val="22"/>
+        </w:rPr>
+        <w:t>For each brain region u ∈ {1, ..., 116}, we extract a 6-dimensional temporal signal moment vector parameterizing resting dynamics:</w:t>
+      </w:r>
+    </w:p>
+    <w:p>
+      <w:pPr>
+        <w:spacing w:before="160" w:after="40"/>
+        <w:jc w:val="center"/>
+      </w:pPr>
+      <m:oMathPara>
+        <m:oMath>
+          <m:sSub>
+            <m:e>
+              <m:r>
+                <m:t>x</m:t>
+              </m:r>
+            </m:e>
+            <m:sub>
+              <m:r>
+                <m:t>u</m:t>
+              </m:r>
+            </m:sub>
+          </m:sSub>
+          <m:r>
+            <m:t> = [ μ</m:t>
+          </m:r>
+          <m:sSub>
+            <m:e>
+              <m:r>
+                <m:t/>
+              </m:r>
+            </m:e>
+            <m:sub>
+              <m:r>
+                <m:t>u</m:t>
+              </m:r>
+            </m:sub>
+          </m:sSub>
+          <m:r>
+            <m:t> , σ</m:t>
+          </m:r>
+          <m:sSub>
+            <m:e>
+              <m:r>
+                <m:t/>
+              </m:r>
+            </m:e>
+            <m:sub>
+              <m:r>
+                <m:t>u</m:t>
+              </m:r>
+            </m:sub>
+          </m:sSub>
+          <m:r>
+            <m:t> , γ</m:t>
+          </m:r>
+          <m:sSub>
+            <m:e>
+              <m:r>
+                <m:t/>
+              </m:r>
+            </m:e>
+            <m:sub>
+              <m:r>
+                <m:t>1,u</m:t>
+              </m:r>
+            </m:sub>
+          </m:sSub>
+          <m:r>
+            <m:t> , γ</m:t>
+          </m:r>
+          <m:sSub>
+            <m:e>
+              <m:r>
+                <m:t/>
+              </m:r>
+            </m:e>
+            <m:sub>
+              <m:r>
+                <m:t>2,u</m:t>
+              </m:r>
+            </m:sub>
+          </m:sSub>
+          <m:r>
+            <m:t> , P</m:t>
+          </m:r>
+          <m:sSub>
+            <m:e>
+              <m:r>
+                <m:t/>
+              </m:r>
+            </m:e>
+            <m:sub>
+              <m:r>
+                <m:t>u</m:t>
+              </m:r>
+            </m:sub>
+          </m:sSub>
+          <m:r>
+            <m:t> , σ</m:t>
+          </m:r>
+          <m:sSubSup>
+            <m:e>
+              <m:r>
+                <m:t/>
+              </m:r>
+            </m:e>
+            <m:sub>
+              <m:r>
+                <m:t>u</m:t>
+              </m:r>
+            </m:sub>
+            <m:sup>
+              <m:r>
+                <m:t>2</m:t>
+              </m:r>
+            </m:sup>
+          </m:sSubSup>
+          <m:r>
+            <m:t> ]</m:t>
+          </m:r>
+          <m:sSup>
+            <m:e>
+              <m:r>
+                <m:t/>
+              </m:r>
+            </m:e>
+            <m:sup>
+              <m:r>
+                <m:t>T</m:t>
+              </m:r>
+            </m:sup>
+          </m:sSup>
+          <m:r>
+            <m:t> ∈ ℝ</m:t>
+          </m:r>
+          <m:sSup>
+            <m:e>
+              <m:r>
+                <m:t/>
+              </m:r>
+            </m:e>
+            <m:sup>
+              <m:r>
+                <m:t>6</m:t>
+              </m:r>
+            </m:sup>
+          </m:sSup>
+        </m:oMath>
+      </m:oMathPara>
+    </w:p>
+    <w:p>
+      <w:pPr>
+        <w:spacing w:before="0" w:after="40"/>
+        <w:jc w:val="right"/>
+      </w:pPr>
+      <w:r>
+        <w:rPr>
+          <w:rFonts w:ascii="Times New Roman" w:hAnsi="Times New Roman"/>
+          <w:color w:val="646464"/>
+          <w:sz w:val="20"/>
+        </w:rPr>
+        <w:t>(3.1)</w:t>
+      </w:r>
+    </w:p>
+    <w:p>
+      <w:pPr>
+        <w:spacing w:before="0" w:after="160"/>
+        <w:jc w:val="center"/>
+      </w:pPr>
+      <w:r>
+        <w:rPr>
+          <w:rFonts w:ascii="Times New Roman" w:hAnsi="Times New Roman"/>
+          <w:i/>
+          <w:color w:val="505050"/>
+          <w:sz w:val="19"/>
+        </w:rPr>
+        <w:t>Equation 3.1: Regional 6-dimensional BOLD temporal moment feature vector.</w:t>
       </w:r>
     </w:p>
     <w:p>
@@ -964,105 +1163,7 @@
           <w:b/>
           <w:sz w:val="22"/>
         </w:rPr>
-        <w:t xml:space="preserve">Pipeline A (Explainable GAT): </w:t>
-      </w:r>
-      <w:r>
-        <w:rPr>
-          <w:rFonts w:ascii="Times New Roman" w:hAnsi="Times New Roman"/>
-          <w:sz w:val="22"/>
-        </w:rPr>
-        <w:t>Focuses on topological biomarker discovery and neurobiological hypothesis validation using multi-head attention, DropEdge, and GNNExplainer.</w:t>
-      </w:r>
-    </w:p>
-    <w:p>
-      <w:pPr>
-        <w:pStyle w:val="ListBullet"/>
-        <w:spacing w:before="0" w:after="60" w:line="276" w:lineRule="auto"/>
-      </w:pPr>
-      <w:r>
-        <w:rPr>
-          <w:rFonts w:ascii="Times New Roman" w:hAnsi="Times New Roman"/>
-          <w:b/>
-          <w:sz w:val="22"/>
-        </w:rPr>
-        <w:t xml:space="preserve">Pipeline B (Riemannian ComBat Tangent Space): </w:t>
-      </w:r>
-      <w:r>
-        <w:rPr>
-          <w:rFonts w:ascii="Times New Roman" w:hAnsi="Times New Roman"/>
-          <w:sz w:val="22"/>
-        </w:rPr>
-        <w:t>Focuses on high-accuracy, leak-free multi-site clinical classification.</w:t>
-      </w:r>
-    </w:p>
-    <w:p>
-      <w:pPr>
-        <w:keepNext/>
-        <w:spacing w:before="320" w:after="80"/>
-      </w:pPr>
-      <w:r>
-        <w:rPr>
-          <w:rFonts w:ascii="Times New Roman" w:hAnsi="Times New Roman"/>
-          <w:b/>
-          <w:color w:val="002060"/>
-          <w:sz w:val="27"/>
-        </w:rPr>
-        <w:t>3.2 Dataset Selection &amp; Quality Assurance</w:t>
-      </w:r>
-    </w:p>
-    <w:p>
-      <w:pPr>
-        <w:spacing w:before="0" w:after="120" w:line="276" w:lineRule="auto"/>
-        <w:jc w:val="both"/>
-      </w:pPr>
-      <w:r>
-        <w:rPr>
-          <w:rFonts w:ascii="Times New Roman" w:hAnsi="Times New Roman"/>
-          <w:sz w:val="22"/>
-        </w:rPr>
-        <w:t>We utilized the ABIDE I preprocessed dataset (CPAC pipeline, no global signal regression, bandpass filtering 0.01–0.1 Hz). The final benchmark cohort comprises N = 871 subjects (403 ASD, 468 Typically Developing Controls) across 17 international scanning centers. Rigorous head motion censoring was applied using Friston's 24-parameter autoregressive motion model and Framewise Displacement (FD &lt; 0.5 mm).</w:t>
-      </w:r>
-    </w:p>
-    <w:p>
-      <w:pPr>
-        <w:keepNext/>
-        <w:spacing w:before="320" w:after="80"/>
-      </w:pPr>
-      <w:r>
-        <w:rPr>
-          <w:rFonts w:ascii="Times New Roman" w:hAnsi="Times New Roman"/>
-          <w:b/>
-          <w:color w:val="002060"/>
-          <w:sz w:val="27"/>
-        </w:rPr>
-        <w:t>3.3 Atlas Parcellation &amp; 6 BOLD Temporal Moments</w:t>
-      </w:r>
-    </w:p>
-    <w:p>
-      <w:pPr>
-        <w:spacing w:before="0" w:after="120" w:line="276" w:lineRule="auto"/>
-        <w:jc w:val="both"/>
-      </w:pPr>
-      <w:r>
-        <w:rPr>
-          <w:rFonts w:ascii="Times New Roman" w:hAnsi="Times New Roman"/>
-          <w:sz w:val="22"/>
-        </w:rPr>
-        <w:t>Each brain scan was parcellated into P = 116 anatomical regions using the Automated Anatomical Labeling (AAL) atlas. For each region, we extracted a 6-dimensional temporal signal moment feature vector x_u = [μ, σ, γ₁, γ₂, P, σ²]ᵀ capturing:</w:t>
-      </w:r>
-    </w:p>
-    <w:p>
-      <w:pPr>
-        <w:pStyle w:val="ListBullet"/>
-        <w:spacing w:before="0" w:after="60" w:line="276" w:lineRule="auto"/>
-      </w:pPr>
-      <w:r>
-        <w:rPr>
-          <w:rFonts w:ascii="Times New Roman" w:hAnsi="Times New Roman"/>
-          <w:b/>
-          <w:sz w:val="22"/>
-        </w:rPr>
-        <w:t xml:space="preserve">1. Temporal Mean (μ): </w:t>
+        <w:t xml:space="preserve">1. Mean (μ): </w:t>
       </w:r>
       <w:r>
         <w:rPr>
@@ -1111,7 +1212,7 @@
           <w:rFonts w:ascii="Times New Roman" w:hAnsi="Times New Roman"/>
           <w:sz w:val="22"/>
         </w:rPr>
-        <w:t>Asymmetry of hemodynamic response bursts.</w:t>
+        <w:t>Asymmetry of positive vs. negative oxygenation bursts.</w:t>
       </w:r>
     </w:p>
     <w:p>
@@ -1132,7 +1233,7 @@
           <w:rFonts w:ascii="Times New Roman" w:hAnsi="Times New Roman"/>
           <w:sz w:val="22"/>
         </w:rPr>
-        <w:t>Heavy-tailedness and extreme bursting dynamics.</w:t>
+        <w:t>Prevalence of heavy-tailed, extreme neural bursting events.</w:t>
       </w:r>
     </w:p>
     <w:p>
@@ -1153,7 +1254,7 @@
           <w:rFonts w:ascii="Times New Roman" w:hAnsi="Times New Roman"/>
           <w:sz w:val="22"/>
         </w:rPr>
-        <w:t>Total metabolic energy of the time-series signal.</w:t>
+        <w:t>Total metabolic energy dissipated over time.</w:t>
       </w:r>
     </w:p>
     <w:p>
@@ -1167,29 +1268,29 @@
           <w:b/>
           <w:sz w:val="22"/>
         </w:rPr>
-        <w:t xml:space="preserve">6. Temporal Variance (σ²): </w:t>
+        <w:t xml:space="preserve">6. Variance (σ²): </w:t>
       </w:r>
       <w:r>
         <w:rPr>
           <w:rFonts w:ascii="Times New Roman" w:hAnsi="Times New Roman"/>
           <w:sz w:val="22"/>
         </w:rPr>
-        <w:t>Overall variance of resting-state dynamics.</w:t>
+        <w:t>Overall variability of resting-state dynamics.</w:t>
       </w:r>
     </w:p>
     <w:p>
       <w:pPr>
         <w:keepNext/>
-        <w:spacing w:before="320" w:after="80"/>
+        <w:spacing w:before="280" w:after="80"/>
       </w:pPr>
       <w:r>
         <w:rPr>
           <w:rFonts w:ascii="Times New Roman" w:hAnsi="Times New Roman"/>
           <w:b/>
-          <w:color w:val="002060"/>
-          <w:sz w:val="27"/>
+          <w:color w:val="1E1E1E"/>
+          <w:sz w:val="26"/>
         </w:rPr>
-        <w:t>3.4 Functional Brain Graph Construction</w:t>
+        <w:t>3.4 Improved Graph Attention Network Formulation</w:t>
       </w:r>
     </w:p>
     <w:p>
@@ -1202,59 +1303,249 @@
           <w:rFonts w:ascii="Times New Roman" w:hAnsi="Times New Roman"/>
           <w:sz w:val="22"/>
         </w:rPr>
-        <w:t>Functional connectivity matrices were computed using Pearson correlation coefficients between the time-series of all 116 regions. Graphs were constructed by applying a proportional threshold (τ = 0.20 to 0.30), retaining positive functional co-activations.</w:t>
+        <w:t>The GAT computes parameterized self-attention coefficients dynamically weighting functional edges:</w:t>
       </w:r>
     </w:p>
     <w:p>
       <w:pPr>
-        <w:keepNext/>
-        <w:spacing w:before="320" w:after="80"/>
+        <w:spacing w:before="160" w:after="40"/>
+        <w:jc w:val="center"/>
+      </w:pPr>
+      <m:oMathPara>
+        <m:oMath>
+          <m:sSubSup>
+            <m:e>
+              <m:r>
+                <m:t>α</m:t>
+              </m:r>
+            </m:e>
+            <m:sub>
+              <m:r>
+                <m:t>uv</m:t>
+              </m:r>
+            </m:sub>
+            <m:sup>
+              <m:r>
+                <m:t>k</m:t>
+              </m:r>
+            </m:sup>
+          </m:sSubSup>
+          <m:r>
+            <m:t> = </m:t>
+          </m:r>
+          <m:f>
+            <m:num>
+              <m:r>
+                <m:t>exp(LeakyReLU(</m:t>
+              </m:r>
+              <m:sSup>
+                <m:e>
+                  <m:r>
+                    <m:t>a</m:t>
+                  </m:r>
+                </m:e>
+                <m:sup>
+                  <m:r>
+                    <m:t>T</m:t>
+                  </m:r>
+                </m:sup>
+              </m:sSup>
+              <m:sSub>
+                <m:e>
+                  <m:r>
+                    <m:t/>
+                  </m:r>
+                </m:e>
+                <m:sub>
+                  <m:r>
+                    <m:t>k</m:t>
+                  </m:r>
+                </m:sub>
+              </m:sSub>
+              <m:r>
+                <m:t>[W</m:t>
+              </m:r>
+              <m:sSub>
+                <m:e>
+                  <m:r>
+                    <m:t/>
+                  </m:r>
+                </m:e>
+                <m:sub>
+                  <m:r>
+                    <m:t>k</m:t>
+                  </m:r>
+                </m:sub>
+              </m:sSub>
+              <m:r>
+                <m:t>h</m:t>
+              </m:r>
+              <m:sSub>
+                <m:e>
+                  <m:r>
+                    <m:t/>
+                  </m:r>
+                </m:e>
+                <m:sub>
+                  <m:r>
+                    <m:t>u</m:t>
+                  </m:r>
+                </m:sub>
+              </m:sSub>
+              <m:r>
+                <m:t> ∥ W</m:t>
+              </m:r>
+              <m:sSub>
+                <m:e>
+                  <m:r>
+                    <m:t/>
+                  </m:r>
+                </m:e>
+                <m:sub>
+                  <m:r>
+                    <m:t>k</m:t>
+                  </m:r>
+                </m:sub>
+              </m:sSub>
+              <m:r>
+                <m:t>h</m:t>
+              </m:r>
+              <m:sSub>
+                <m:e>
+                  <m:r>
+                    <m:t/>
+                  </m:r>
+                </m:e>
+                <m:sub>
+                  <m:r>
+                    <m:t>v</m:t>
+                  </m:r>
+                </m:sub>
+              </m:sSub>
+              <m:r>
+                <m:t>]))</m:t>
+              </m:r>
+            </m:num>
+            <m:den>
+              <m:sSub>
+                <m:e>
+                  <m:r>
+                    <m:t>∑</m:t>
+                  </m:r>
+                </m:e>
+                <m:sub>
+                  <m:r>
+                    <m:t>w∈N(u)</m:t>
+                  </m:r>
+                </m:sub>
+              </m:sSub>
+              <m:r>
+                <m:t>exp(LeakyReLU(</m:t>
+              </m:r>
+              <m:sSup>
+                <m:e>
+                  <m:r>
+                    <m:t>a</m:t>
+                  </m:r>
+                </m:e>
+                <m:sup>
+                  <m:r>
+                    <m:t>T</m:t>
+                  </m:r>
+                </m:sup>
+              </m:sSup>
+              <m:sSub>
+                <m:e>
+                  <m:r>
+                    <m:t/>
+                  </m:r>
+                </m:e>
+                <m:sub>
+                  <m:r>
+                    <m:t>k</m:t>
+                  </m:r>
+                </m:sub>
+              </m:sSub>
+              <m:r>
+                <m:t>[W</m:t>
+              </m:r>
+              <m:sSub>
+                <m:e>
+                  <m:r>
+                    <m:t/>
+                  </m:r>
+                </m:e>
+                <m:sub>
+                  <m:r>
+                    <m:t>k</m:t>
+                  </m:r>
+                </m:sub>
+              </m:sSub>
+              <m:r>
+                <m:t>h</m:t>
+              </m:r>
+              <m:sSub>
+                <m:e>
+                  <m:r>
+                    <m:t/>
+                  </m:r>
+                </m:e>
+                <m:sub>
+                  <m:r>
+                    <m:t>u</m:t>
+                  </m:r>
+                </m:sub>
+              </m:sSub>
+              <m:r>
+                <m:t> ∥ W</m:t>
+              </m:r>
+              <m:sSub>
+                <m:e>
+                  <m:r>
+                    <m:t/>
+                  </m:r>
+                </m:e>
+                <m:sub>
+                  <m:r>
+                    <m:t>k</m:t>
+                  </m:r>
+                </m:sub>
+              </m:sSub>
+              <m:r>
+                <m:t>h</m:t>
+              </m:r>
+              <m:sSub>
+                <m:e>
+                  <m:r>
+                    <m:t/>
+                  </m:r>
+                </m:e>
+                <m:sub>
+                  <m:r>
+                    <m:t>w</m:t>
+                  </m:r>
+                </m:sub>
+              </m:sSub>
+              <m:r>
+                <m:t>]))</m:t>
+              </m:r>
+            </m:den>
+          </m:f>
+        </m:oMath>
+      </m:oMathPara>
+    </w:p>
+    <w:p>
+      <w:pPr>
+        <w:spacing w:before="0" w:after="40"/>
+        <w:jc w:val="right"/>
       </w:pPr>
       <w:r>
         <w:rPr>
           <w:rFonts w:ascii="Times New Roman" w:hAnsi="Times New Roman"/>
-          <w:b/>
-          <w:color w:val="002060"/>
-          <w:sz w:val="27"/>
-        </w:rPr>
-        <w:t>3.5 Improved Graph Attention Network (GAT) Formulation</w:t>
-      </w:r>
-    </w:p>
-    <w:p>
-      <w:pPr>
-        <w:spacing w:before="0" w:after="120" w:line="276" w:lineRule="auto"/>
-        <w:jc w:val="both"/>
-      </w:pPr>
-      <w:r>
-        <w:rPr>
-          <w:rFonts w:ascii="Times New Roman" w:hAnsi="Times New Roman"/>
-          <w:sz w:val="22"/>
-        </w:rPr>
-        <w:t>Our Improved GAT computes parameterized multi-head self-attention coefficients α_uv^k across K = 4 heads:</w:t>
-      </w:r>
-    </w:p>
-    <w:p>
-      <w:pPr>
-        <w:spacing w:before="160" w:after="40"/>
-        <w:jc w:val="center"/>
-      </w:pPr>
-      <w:r>
-        <w:rPr>
-          <w:rFonts w:ascii="Cambria Math" w:hAnsi="Cambria Math"/>
-          <w:i/>
-          <w:color w:val="002060"/>
-          <w:sz w:val="24"/>
-        </w:rPr>
-        <w:t>α_uv^k = exp( LeakyReLU( a_kᵀ [ W_k · h_u  ∥  W_k · h_v ] ) )  /  ∑_{w ∈ N(u)} exp( LeakyReLU( a_kᵀ [ W_k · h_u  ∥  W_k · h_w ] ) )</w:t>
-      </w:r>
-      <w:r>
-        <w:rPr>
-          <w:rFonts w:ascii="Times New Roman" w:hAnsi="Times New Roman"/>
-          <w:i w:val="0"/>
           <w:color w:val="646464"/>
           <w:sz w:val="20"/>
         </w:rPr>
-        <w:t xml:space="preserve">          (3.1)</w:t>
+        <w:t>(3.2)</w:t>
       </w:r>
     </w:p>
     <w:p>
@@ -1269,7 +1560,7 @@
           <w:color w:val="505050"/>
           <w:sz w:val="19"/>
         </w:rPr>
-        <w:t>Equation 3.1: Multi-Head Graph Attention self-attention coefficient computation.</w:t>
+        <w:t>Equation 3.2: Multi-head graph attention self-attention coefficient formulation.</w:t>
       </w:r>
     </w:p>
     <w:p>
@@ -1282,7 +1573,7 @@
           <w:rFonts w:ascii="Times New Roman" w:hAnsi="Times New Roman"/>
           <w:sz w:val="22"/>
         </w:rPr>
-        <w:t>To prevent message oversmoothing across dense functional cliques, DropEdge regularization (p = 0.20) randomly removes 20% of edges during training. Whole-graph readout is achieved via Dual Pooling concatenating global mean and max pooling into a 128-D vector:</w:t>
+        <w:t>To pool node embeddings into a single whole-brain graph vector, we deploy Dual Global Mean+Max Readout Pooling:</w:t>
       </w:r>
     </w:p>
     <w:p>
@@ -1290,23 +1581,50 @@
         <w:spacing w:before="160" w:after="40"/>
         <w:jc w:val="center"/>
       </w:pPr>
-      <w:r>
-        <w:rPr>
-          <w:rFonts w:ascii="Cambria Math" w:hAnsi="Cambria Math"/>
-          <w:i/>
-          <w:color w:val="002060"/>
-          <w:sz w:val="24"/>
-        </w:rPr>
-        <w:t>h_graph = [ MeanPool( H )  ∥  MaxPool( H ) ] ∈ ℝ^(128)</w:t>
-      </w:r>
+      <m:oMathPara>
+        <m:oMath>
+          <m:sSub>
+            <m:e>
+              <m:r>
+                <m:t>h</m:t>
+              </m:r>
+            </m:e>
+            <m:sub>
+              <m:r>
+                <m:t>graph</m:t>
+              </m:r>
+            </m:sub>
+          </m:sSub>
+          <m:r>
+            <m:t> = [ MeanPool(H) ∥ MaxPool(H) ] ∈ ℝ</m:t>
+          </m:r>
+          <m:sSup>
+            <m:e>
+              <m:r>
+                <m:t/>
+              </m:r>
+            </m:e>
+            <m:sup>
+              <m:r>
+                <m:t>128</m:t>
+              </m:r>
+            </m:sup>
+          </m:sSup>
+        </m:oMath>
+      </m:oMathPara>
+    </w:p>
+    <w:p>
+      <w:pPr>
+        <w:spacing w:before="0" w:after="40"/>
+        <w:jc w:val="right"/>
+      </w:pPr>
       <w:r>
         <w:rPr>
           <w:rFonts w:ascii="Times New Roman" w:hAnsi="Times New Roman"/>
-          <w:i w:val="0"/>
           <w:color w:val="646464"/>
           <w:sz w:val="20"/>
         </w:rPr>
-        <w:t xml:space="preserve">          (3.2)</w:t>
+        <w:t>(3.3)</w:t>
       </w:r>
     </w:p>
     <w:p>
@@ -1321,22 +1639,77 @@
           <w:color w:val="505050"/>
           <w:sz w:val="19"/>
         </w:rPr>
-        <w:t>Equation 3.2: Dual global graph readout pooling.</w:t>
+        <w:t>Equation 3.3: Dual global graph readout pooling.</w:t>
       </w:r>
     </w:p>
     <w:p>
       <w:pPr>
+        <w:spacing w:before="200" w:after="60"/>
+        <w:jc w:val="center"/>
+      </w:pPr>
+      <w:r>
+        <w:drawing>
+          <wp:inline xmlns:a="http://schemas.openxmlformats.org/drawingml/2006/main" xmlns:pic="http://schemas.openxmlformats.org/drawingml/2006/picture">
+            <wp:extent cx="5303520" cy="4481781"/>
+            <wp:docPr id="2" name="Picture 2"/>
+            <wp:cNvGraphicFramePr>
+              <a:graphicFrameLocks noChangeAspect="1"/>
+            </wp:cNvGraphicFramePr>
+            <a:graphic>
+              <a:graphicData uri="http://schemas.openxmlformats.org/drawingml/2006/picture">
+                <pic:pic>
+                  <pic:nvPicPr>
+                    <pic:cNvPr id="0" name="gat_attention_weights.png"/>
+                    <pic:cNvPicPr/>
+                  </pic:nvPicPr>
+                  <pic:blipFill>
+                    <a:blip r:embed="rId10"/>
+                    <a:stretch>
+                      <a:fillRect/>
+                    </a:stretch>
+                  </pic:blipFill>
+                  <pic:spPr>
+                    <a:xfrm>
+                      <a:off x="0" y="0"/>
+                      <a:ext cx="5303520" cy="4481781"/>
+                    </a:xfrm>
+                    <a:prstGeom prst="rect"/>
+                  </pic:spPr>
+                </pic:pic>
+              </a:graphicData>
+            </a:graphic>
+          </wp:inline>
+        </w:drawing>
+      </w:r>
+    </w:p>
+    <w:p>
+      <w:pPr>
+        <w:spacing w:before="0" w:after="200"/>
+        <w:jc w:val="center"/>
+      </w:pPr>
+      <w:r>
+        <w:rPr>
+          <w:rFonts w:ascii="Times New Roman" w:hAnsi="Times New Roman"/>
+          <w:i/>
+          <w:color w:val="3C3C3C"/>
+          <w:sz w:val="19"/>
+        </w:rPr>
+        <w:t>Figure 3.2: Learned Multi-Head GAT Self-Attention Weight Heatmap Across 116 AAL Regions.</w:t>
+      </w:r>
+    </w:p>
+    <w:p>
+      <w:pPr>
         <w:keepNext/>
-        <w:spacing w:before="320" w:after="80"/>
+        <w:spacing w:before="280" w:after="80"/>
       </w:pPr>
       <w:r>
         <w:rPr>
           <w:rFonts w:ascii="Times New Roman" w:hAnsi="Times New Roman"/>
           <w:b/>
-          <w:color w:val="002060"/>
-          <w:sz w:val="27"/>
+          <w:color w:val="1E1E1E"/>
+          <w:sz w:val="26"/>
         </w:rPr>
-        <w:t>3.6 Riemannian Tangent Space &amp; ComBat Pipeline</w:t>
+        <w:t>3.5 Riemannian Tangent Space &amp; ComBat Harmonization</w:t>
       </w:r>
     </w:p>
     <w:p>
@@ -1349,7 +1722,7 @@
           <w:rFonts w:ascii="Times New Roman" w:hAnsi="Times New Roman"/>
           <w:sz w:val="22"/>
         </w:rPr>
-        <w:t>Covariance matrices Σ_i are estimated using Ledoit-Wolf shrinkage and mapped to the Euclidean tangent plane anchored at the geometric Fréchet mean Σ_ref:</w:t>
+        <w:t>Riemannian geometry linearizes the curved SPD covariance manifold onto the Euclidean tangent space of the Fréchet mean:</w:t>
       </w:r>
     </w:p>
     <w:p>
@@ -1357,23 +1730,105 @@
         <w:spacing w:before="160" w:after="40"/>
         <w:jc w:val="center"/>
       </w:pPr>
-      <w:r>
-        <w:rPr>
-          <w:rFonts w:ascii="Cambria Math" w:hAnsi="Cambria Math"/>
-          <w:i/>
-          <w:color w:val="002060"/>
-          <w:sz w:val="24"/>
-        </w:rPr>
-        <w:t>t_i = vec( Logm( Σ_ref^(−1/2) · Σ_i · Σ_ref^(−1/2) ) ) ∈ ℝ^(6786)</w:t>
-      </w:r>
+      <m:oMathPara>
+        <m:oMath>
+          <m:sSub>
+            <m:e>
+              <m:r>
+                <m:t>t</m:t>
+              </m:r>
+            </m:e>
+            <m:sub>
+              <m:r>
+                <m:t>i</m:t>
+              </m:r>
+            </m:sub>
+          </m:sSub>
+          <m:r>
+            <m:t> = vec( Logm( </m:t>
+          </m:r>
+          <m:sSubSup>
+            <m:e>
+              <m:r>
+                <m:t>Σ</m:t>
+              </m:r>
+            </m:e>
+            <m:sub>
+              <m:r>
+                <m:t>ref</m:t>
+              </m:r>
+            </m:sub>
+            <m:sup>
+              <m:r>
+                <m:t>−1/2</m:t>
+              </m:r>
+            </m:sup>
+          </m:sSubSup>
+          <m:r>
+            <m:t> · Σ</m:t>
+          </m:r>
+          <m:sSub>
+            <m:e>
+              <m:r>
+                <m:t/>
+              </m:r>
+            </m:e>
+            <m:sub>
+              <m:r>
+                <m:t>i</m:t>
+              </m:r>
+            </m:sub>
+          </m:sSub>
+          <m:r>
+            <m:t> · </m:t>
+          </m:r>
+          <m:sSubSup>
+            <m:e>
+              <m:r>
+                <m:t>Σ</m:t>
+              </m:r>
+            </m:e>
+            <m:sub>
+              <m:r>
+                <m:t>ref</m:t>
+              </m:r>
+            </m:sub>
+            <m:sup>
+              <m:r>
+                <m:t>−1/2</m:t>
+              </m:r>
+            </m:sup>
+          </m:sSubSup>
+          <m:r>
+            <m:t> ) ) ∈ ℝ</m:t>
+          </m:r>
+          <m:sSup>
+            <m:e>
+              <m:r>
+                <m:t/>
+              </m:r>
+            </m:e>
+            <m:sup>
+              <m:r>
+                <m:t>6786</m:t>
+              </m:r>
+            </m:sup>
+          </m:sSup>
+        </m:oMath>
+      </m:oMathPara>
+    </w:p>
+    <w:p>
+      <w:pPr>
+        <w:spacing w:before="0" w:after="40"/>
+        <w:jc w:val="right"/>
+      </w:pPr>
       <w:r>
         <w:rPr>
           <w:rFonts w:ascii="Times New Roman" w:hAnsi="Times New Roman"/>
-          <w:i w:val="0"/>
           <w:color w:val="646464"/>
           <w:sz w:val="20"/>
         </w:rPr>
-        <w:t xml:space="preserve">          (3.3)</w:t>
+        <w:t>(3.4)</w:t>
       </w:r>
     </w:p>
     <w:p>
@@ -1388,7 +1843,7 @@
           <w:color w:val="505050"/>
           <w:sz w:val="19"/>
         </w:rPr>
-        <w:t>Equation 3.3: Riemannian Tangent Space Logarithmic map projection.</w:t>
+        <w:t>Equation 3.4: Riemannian Tangent Space projection linearizing covariance matrices.</w:t>
       </w:r>
     </w:p>
     <w:p>
@@ -1401,7 +1856,7 @@
           <w:rFonts w:ascii="Times New Roman" w:hAnsi="Times New Roman"/>
           <w:sz w:val="22"/>
         </w:rPr>
-        <w:t>Empirical Bayes ComBat Harmonization is applied to the tangent vectors to eliminate site-specific location (γ_ig) and scale (δ_ig) batch effects:</w:t>
+        <w:t>ComBat harmonization eliminates scanner location and scale batch parameters while strictly preserving biological covariates:</w:t>
       </w:r>
     </w:p>
     <w:p>
@@ -1409,23 +1864,184 @@
         <w:spacing w:before="160" w:after="40"/>
         <w:jc w:val="center"/>
       </w:pPr>
-      <w:r>
-        <w:rPr>
-          <w:rFonts w:ascii="Cambria Math" w:hAnsi="Cambria Math"/>
-          <w:i/>
-          <w:color w:val="002060"/>
-          <w:sz w:val="24"/>
-        </w:rPr>
-        <w:t>y_ijg* = [ ( y_ijg − α_g − X_ij · β_g − γ_ig ) / δ_ig ] + α_g + X_ij · β_g</w:t>
-      </w:r>
+      <m:oMathPara>
+        <m:oMath>
+          <m:sSubSup>
+            <m:e>
+              <m:r>
+                <m:t>y</m:t>
+              </m:r>
+            </m:e>
+            <m:sub>
+              <m:r>
+                <m:t>ijg</m:t>
+              </m:r>
+            </m:sub>
+            <m:sup>
+              <m:r>
+                <m:t>*</m:t>
+              </m:r>
+            </m:sup>
+          </m:sSubSup>
+          <m:r>
+            <m:t> = </m:t>
+          </m:r>
+          <m:f>
+            <m:num>
+              <m:r>
+                <m:t>y</m:t>
+              </m:r>
+              <m:sSub>
+                <m:e>
+                  <m:r>
+                    <m:t/>
+                  </m:r>
+                </m:e>
+                <m:sub>
+                  <m:r>
+                    <m:t>ijg</m:t>
+                  </m:r>
+                </m:sub>
+              </m:sSub>
+              <m:r>
+                <m:t> − α</m:t>
+              </m:r>
+              <m:sSub>
+                <m:e>
+                  <m:r>
+                    <m:t/>
+                  </m:r>
+                </m:e>
+                <m:sub>
+                  <m:r>
+                    <m:t>g</m:t>
+                  </m:r>
+                </m:sub>
+              </m:sSub>
+              <m:r>
+                <m:t> − X</m:t>
+              </m:r>
+              <m:sSub>
+                <m:e>
+                  <m:r>
+                    <m:t/>
+                  </m:r>
+                </m:e>
+                <m:sub>
+                  <m:r>
+                    <m:t>ij</m:t>
+                  </m:r>
+                </m:sub>
+              </m:sSub>
+              <m:r>
+                <m:t> · β</m:t>
+              </m:r>
+              <m:sSub>
+                <m:e>
+                  <m:r>
+                    <m:t/>
+                  </m:r>
+                </m:e>
+                <m:sub>
+                  <m:r>
+                    <m:t>g</m:t>
+                  </m:r>
+                </m:sub>
+              </m:sSub>
+              <m:r>
+                <m:t> − γ</m:t>
+              </m:r>
+              <m:sSub>
+                <m:e>
+                  <m:r>
+                    <m:t/>
+                  </m:r>
+                </m:e>
+                <m:sub>
+                  <m:r>
+                    <m:t>ig</m:t>
+                  </m:r>
+                </m:sub>
+              </m:sSub>
+            </m:num>
+            <m:den>
+              <m:r>
+                <m:t>δ</m:t>
+              </m:r>
+              <m:sSub>
+                <m:e>
+                  <m:r>
+                    <m:t/>
+                  </m:r>
+                </m:e>
+                <m:sub>
+                  <m:r>
+                    <m:t>ig</m:t>
+                  </m:r>
+                </m:sub>
+              </m:sSub>
+            </m:den>
+          </m:f>
+          <m:r>
+            <m:t> + α</m:t>
+          </m:r>
+          <m:sSub>
+            <m:e>
+              <m:r>
+                <m:t/>
+              </m:r>
+            </m:e>
+            <m:sub>
+              <m:r>
+                <m:t>g</m:t>
+              </m:r>
+            </m:sub>
+          </m:sSub>
+          <m:r>
+            <m:t> + X</m:t>
+          </m:r>
+          <m:sSub>
+            <m:e>
+              <m:r>
+                <m:t/>
+              </m:r>
+            </m:e>
+            <m:sub>
+              <m:r>
+                <m:t>ij</m:t>
+              </m:r>
+            </m:sub>
+          </m:sSub>
+          <m:r>
+            <m:t> · β</m:t>
+          </m:r>
+          <m:sSub>
+            <m:e>
+              <m:r>
+                <m:t/>
+              </m:r>
+            </m:e>
+            <m:sub>
+              <m:r>
+                <m:t>g</m:t>
+              </m:r>
+            </m:sub>
+          </m:sSub>
+        </m:oMath>
+      </m:oMathPara>
+    </w:p>
+    <w:p>
+      <w:pPr>
+        <w:spacing w:before="0" w:after="40"/>
+        <w:jc w:val="right"/>
+      </w:pPr>
       <w:r>
         <w:rPr>
           <w:rFonts w:ascii="Times New Roman" w:hAnsi="Times New Roman"/>
-          <w:i w:val="0"/>
           <w:color w:val="646464"/>
           <w:sz w:val="20"/>
         </w:rPr>
-        <w:t xml:space="preserve">          (3.4)</w:t>
+        <w:t>(3.5)</w:t>
       </w:r>
     </w:p>
     <w:p>
@@ -1440,22 +2056,22 @@
           <w:color w:val="505050"/>
           <w:sz w:val="19"/>
         </w:rPr>
-        <w:t>Equation 3.4: Empirical Bayes ComBat batch harmonization.</w:t>
+        <w:t>Equation 3.5: Empirical Bayes ComBat batch harmonization.</w:t>
       </w:r>
     </w:p>
     <w:p>
       <w:pPr>
         <w:keepNext/>
-        <w:spacing w:before="320" w:after="80"/>
+        <w:spacing w:before="280" w:after="80"/>
       </w:pPr>
       <w:r>
         <w:rPr>
           <w:rFonts w:ascii="Times New Roman" w:hAnsi="Times New Roman"/>
           <w:b/>
-          <w:color w:val="002060"/>
-          <w:sz w:val="27"/>
+          <w:color w:val="1E1E1E"/>
+          <w:sz w:val="26"/>
         </w:rPr>
-        <w:t>3.7 Explainable AI (GNNExplainer) Formulation</w:t>
+        <w:t>3.6 Explainable AI Formulation (GNNExplainer)</w:t>
       </w:r>
     </w:p>
     <w:p>
@@ -1468,7 +2084,7 @@
           <w:rFonts w:ascii="Times New Roman" w:hAnsi="Times New Roman"/>
           <w:sz w:val="22"/>
         </w:rPr>
-        <w:t>GNNExplainer operates post-hoc to optimize continuous edge and feature masks that maximize Mutual Information with the diagnostic prediction:</w:t>
+        <w:t>GNNExplainer optimizes continuous edge and feature masks maximizing Mutual Information with the diagnostic label:</w:t>
       </w:r>
     </w:p>
     <w:p>
@@ -1476,23 +2092,83 @@
         <w:spacing w:before="160" w:after="40"/>
         <w:jc w:val="center"/>
       </w:pPr>
-      <w:r>
-        <w:rPr>
-          <w:rFonts w:ascii="Cambria Math" w:hAnsi="Cambria Math"/>
-          <w:i/>
-          <w:color w:val="002060"/>
-          <w:sz w:val="24"/>
-        </w:rPr>
-        <w:t>max_M  MI( Y , G_s ) = H( Y ) − H( Y | G = G_s , X = X_s )</w:t>
-      </w:r>
+      <m:oMathPara>
+        <m:oMath>
+          <m:sSub>
+            <m:e>
+              <m:r>
+                <m:t>max</m:t>
+              </m:r>
+            </m:e>
+            <m:sub>
+              <m:r>
+                <m:t>M</m:t>
+              </m:r>
+            </m:sub>
+          </m:sSub>
+          <m:r>
+            <m:t> MI( Y , G</m:t>
+          </m:r>
+          <m:sSub>
+            <m:e>
+              <m:r>
+                <m:t/>
+              </m:r>
+            </m:e>
+            <m:sub>
+              <m:r>
+                <m:t>s</m:t>
+              </m:r>
+            </m:sub>
+          </m:sSub>
+          <m:r>
+            <m:t> ) = H( Y ) − H( Y | G = G</m:t>
+          </m:r>
+          <m:sSub>
+            <m:e>
+              <m:r>
+                <m:t/>
+              </m:r>
+            </m:e>
+            <m:sub>
+              <m:r>
+                <m:t>s</m:t>
+              </m:r>
+            </m:sub>
+          </m:sSub>
+          <m:r>
+            <m:t> , X = X</m:t>
+          </m:r>
+          <m:sSub>
+            <m:e>
+              <m:r>
+                <m:t/>
+              </m:r>
+            </m:e>
+            <m:sub>
+              <m:r>
+                <m:t>s</m:t>
+              </m:r>
+            </m:sub>
+          </m:sSub>
+          <m:r>
+            <m:t> )</m:t>
+          </m:r>
+        </m:oMath>
+      </m:oMathPara>
+    </w:p>
+    <w:p>
+      <w:pPr>
+        <w:spacing w:before="0" w:after="40"/>
+        <w:jc w:val="right"/>
+      </w:pPr>
       <w:r>
         <w:rPr>
           <w:rFonts w:ascii="Times New Roman" w:hAnsi="Times New Roman"/>
-          <w:i w:val="0"/>
           <w:color w:val="646464"/>
           <w:sz w:val="20"/>
         </w:rPr>
-        <w:t xml:space="preserve">          (3.5)</w:t>
+        <w:t>(3.6)</w:t>
       </w:r>
     </w:p>
     <w:p>
@@ -1507,35 +2183,7 @@
           <w:color w:val="505050"/>
           <w:sz w:val="19"/>
         </w:rPr>
-        <w:t>Equation 3.5: GNNExplainer mutual information optimization objective.</w:t>
-      </w:r>
-    </w:p>
-    <w:p>
-      <w:pPr>
-        <w:keepNext/>
-        <w:spacing w:before="320" w:after="80"/>
-      </w:pPr>
-      <w:r>
-        <w:rPr>
-          <w:rFonts w:ascii="Times New Roman" w:hAnsi="Times New Roman"/>
-          <w:b/>
-          <w:color w:val="002060"/>
-          <w:sz w:val="27"/>
-        </w:rPr>
-        <w:t>3.8 Leak-Free 10-Fold Cross-Validation Strategy</w:t>
-      </w:r>
-    </w:p>
-    <w:p>
-      <w:pPr>
-        <w:spacing w:before="0" w:after="120" w:line="276" w:lineRule="auto"/>
-        <w:jc w:val="both"/>
-      </w:pPr>
-      <w:r>
-        <w:rPr>
-          <w:rFonts w:ascii="Times New Roman" w:hAnsi="Times New Roman"/>
-          <w:sz w:val="22"/>
-        </w:rPr>
-        <w:t>All feature selection, ComBat parameter estimation, standard scaling, and decision threshold calibrations were performed strictly within the training split of each fold, guaranteeing 100% leak-free out-of-sample evaluation on unseen test folds.</w:t>
+        <w:t>Equation 3.6: GNNExplainer mutual information optimization objective.</w:t>
       </w:r>
     </w:p>
     <w:p>
@@ -1556,13 +2204,8 @@
           <w:sz w:val="28"/>
         </w:rPr>
         <w:t>CHAPTER 4</w:t>
+        <w:br/>
       </w:r>
-    </w:p>
-    <w:p>
-      <w:pPr>
-        <w:keepNext/>
-        <w:spacing w:before="0" w:after="320"/>
-      </w:pPr>
       <w:r>
         <w:rPr>
           <w:rFonts w:ascii="Times New Roman" w:hAnsi="Times New Roman"/>
@@ -1570,35 +2213,22 @@
           <w:color w:val="002060"/>
           <w:sz w:val="36"/>
         </w:rPr>
-        <w:t>EXPERIMENTAL RESULTS &amp; COMPARATIVE BENCHMARKING</w:t>
+        <w:t>EXPERIMENTAL RESULTS &amp; BENCHMARKING</w:t>
       </w:r>
     </w:p>
     <w:p>
       <w:pPr>
         <w:keepNext/>
-        <w:spacing w:before="320" w:after="80"/>
+        <w:spacing w:before="280" w:after="80"/>
       </w:pPr>
       <w:r>
         <w:rPr>
           <w:rFonts w:ascii="Times New Roman" w:hAnsi="Times New Roman"/>
           <w:b/>
-          <w:color w:val="002060"/>
-          <w:sz w:val="27"/>
+          <w:color w:val="1E1E1E"/>
+          <w:sz w:val="26"/>
         </w:rPr>
-        <w:t>4.1 Master Multi-Tier Benchmark Results</w:t>
-      </w:r>
-    </w:p>
-    <w:p>
-      <w:pPr>
-        <w:spacing w:before="0" w:after="120" w:line="276" w:lineRule="auto"/>
-        <w:jc w:val="both"/>
-      </w:pPr>
-      <w:r>
-        <w:rPr>
-          <w:rFonts w:ascii="Times New Roman" w:hAnsi="Times New Roman"/>
-          <w:sz w:val="22"/>
-        </w:rPr>
-        <w:t>Table 4.1 summarizes the complete benchmark performance across all evaluated models on the ABIDE I consortium under 10-fold stratified cross-validation.</w:t>
+        <w:t>4.1 Master Multi-Tier Benchmark Table</w:t>
       </w:r>
     </w:p>
     <w:tbl>
@@ -3134,14 +3764,14 @@
     </w:p>
     <w:p>
       <w:pPr>
-        <w:spacing w:before="240" w:after="60"/>
+        <w:spacing w:before="200" w:after="60"/>
         <w:jc w:val="center"/>
       </w:pPr>
       <w:r>
         <w:drawing>
           <wp:inline xmlns:a="http://schemas.openxmlformats.org/drawingml/2006/main" xmlns:pic="http://schemas.openxmlformats.org/drawingml/2006/picture">
-            <wp:extent cx="5029200" cy="1506887"/>
-            <wp:docPr id="1" name="Picture 1"/>
+            <wp:extent cx="5303520" cy="3355094"/>
+            <wp:docPr id="3" name="Picture 3"/>
             <wp:cNvGraphicFramePr>
               <a:graphicFrameLocks noChangeAspect="1"/>
             </wp:cNvGraphicFramePr>
@@ -3153,7 +3783,7 @@
                     <pic:cNvPicPr/>
                   </pic:nvPicPr>
                   <pic:blipFill>
-                    <a:blip r:embed="rId9"/>
+                    <a:blip r:embed="rId11"/>
                     <a:stretch>
                       <a:fillRect/>
                     </a:stretch>
@@ -3161,7 +3791,7 @@
                   <pic:spPr>
                     <a:xfrm>
                       <a:off x="0" y="0"/>
-                      <a:ext cx="5029200" cy="1506887"/>
+                      <a:ext cx="5303520" cy="3355094"/>
                     </a:xfrm>
                     <a:prstGeom prst="rect"/>
                   </pic:spPr>
@@ -3174,7 +3804,7 @@
     </w:p>
     <w:p>
       <w:pPr>
-        <w:spacing w:before="0" w:after="240"/>
+        <w:spacing w:before="0" w:after="200"/>
         <w:jc w:val="center"/>
       </w:pPr>
       <w:r>
@@ -3184,19 +3814,113 @@
           <w:color w:val="3C3C3C"/>
           <w:sz w:val="19"/>
         </w:rPr>
-        <w:t>Figure 4.1: Multi-Tier Benchmark Comparison across SVM, GNN, and Riemannian Tangent Space models on ABIDE I.</w:t>
+        <w:t>Figure 4.1: Grand Final Multi-Tier Benchmark Comparison Across SVM, GNN, and Riemannian Tangent Space Models.</w:t>
       </w:r>
     </w:p>
     <w:p>
       <w:pPr>
-        <w:spacing w:before="240" w:after="60"/>
+        <w:keepNext/>
+        <w:spacing w:before="280" w:after="80"/>
+      </w:pPr>
+      <w:r>
+        <w:rPr>
+          <w:rFonts w:ascii="Times New Roman" w:hAnsi="Times New Roman"/>
+          <w:b/>
+          <w:color w:val="1E1E1E"/>
+          <w:sz w:val="26"/>
+        </w:rPr>
+        <w:t>4.2 The Classical SVM Sensitivity Collapse Phenomenon</w:t>
+      </w:r>
+    </w:p>
+    <w:tbl>
+      <w:tblPr>
+        <w:tblW w:type="auto" w:w="0"/>
+        <w:jc w:val="center"/>
+        <w:tblLook w:firstColumn="1" w:firstRow="1" w:lastColumn="0" w:lastRow="0" w:noHBand="0" w:noVBand="1" w:val="04A0"/>
+      </w:tblPr>
+      <w:tblGrid>
+        <w:gridCol w:w="9360"/>
+      </w:tblGrid>
+      <w:tr>
+        <w:tc>
+          <w:tcPr>
+            <w:tcW w:type="dxa" w:w="9360"/>
+            <w:shd w:fill="F0F4F8"/>
+            <w:tcMar>
+              <w:top w:w="120" w:type="dxa"/>
+              <w:bottom w:w="120" w:type="dxa"/>
+              <w:left w:w="150" w:type="dxa"/>
+              <w:right w:w="150" w:type="dxa"/>
+            </w:tcMar>
+          </w:tcPr>
+          <w:p>
+            <w:pPr>
+              <w:spacing w:before="40" w:after="80"/>
+            </w:pPr>
+            <w:r>
+              <w:rPr>
+                <w:rFonts w:ascii="Times New Roman" w:hAnsi="Times New Roman"/>
+                <w:b/>
+                <w:color w:val="002060"/>
+                <w:sz w:val="22"/>
+              </w:rPr>
+              <w:t>💡 The 1.64% Sensitivity Collapse</w:t>
+              <w:br/>
+            </w:r>
+            <w:r>
+              <w:rPr>
+                <w:rFonts w:ascii="Times New Roman" w:hAnsi="Times New Roman"/>
+                <w:sz w:val="21"/>
+              </w:rPr>
+              <w:t>On multi-site ABIDE I data, traditional SVM achieved 54.20% accuracy but only 1.64% sensitivity. Because control subjects represent 53.7% of the cohort and scanner noise blurred boundaries, the SVM defaulted to predicting Control for almost all patients. It achieved 100% specificity but missed 98.36% of autistic individuals, rendering it clinically useless.</w:t>
+            </w:r>
+          </w:p>
+        </w:tc>
+      </w:tr>
+    </w:tbl>
+    <w:p>
+      <w:pPr>
+        <w:spacing w:after="80"/>
+      </w:pPr>
+    </w:p>
+    <w:p>
+      <w:pPr>
+        <w:keepNext/>
+        <w:spacing w:before="280" w:after="80"/>
+      </w:pPr>
+      <w:r>
+        <w:rPr>
+          <w:rFonts w:ascii="Times New Roman" w:hAnsi="Times New Roman"/>
+          <w:b/>
+          <w:color w:val="1E1E1E"/>
+          <w:sz w:val="26"/>
+        </w:rPr>
+        <w:t>4.3 SOTA Riemannian Tangent Space Performance</w:t>
+      </w:r>
+    </w:p>
+    <w:p>
+      <w:pPr>
+        <w:spacing w:before="0" w:after="120" w:line="276" w:lineRule="auto"/>
+        <w:jc w:val="both"/>
+      </w:pPr>
+      <w:r>
+        <w:rPr>
+          <w:rFonts w:ascii="Times New Roman" w:hAnsi="Times New Roman"/>
+          <w:sz w:val="22"/>
+        </w:rPr>
+        <w:t>Projecting covariance matrices onto the Riemannian tangent plane and applying Empirical Bayes ComBat achieved 68.88% accuracy and 0.7550 AUC across all 871 subjects (17 sites), and 70.35% accuracy (0.7370 AUC) on the standardized NYU single-site cohort. ComBat delivered an +8.76% absolute accuracy improvement on multi-site data.</w:t>
+      </w:r>
+    </w:p>
+    <w:p>
+      <w:pPr>
+        <w:spacing w:before="200" w:after="60"/>
         <w:jc w:val="center"/>
       </w:pPr>
       <w:r>
         <w:drawing>
           <wp:inline xmlns:a="http://schemas.openxmlformats.org/drawingml/2006/main" xmlns:pic="http://schemas.openxmlformats.org/drawingml/2006/picture">
-            <wp:extent cx="5029200" cy="2766060"/>
-            <wp:docPr id="2" name="Picture 2"/>
+            <wp:extent cx="5303520" cy="2183802"/>
+            <wp:docPr id="4" name="Picture 4"/>
             <wp:cNvGraphicFramePr>
               <a:graphicFrameLocks noChangeAspect="1"/>
             </wp:cNvGraphicFramePr>
@@ -3208,7 +3932,7 @@
                     <pic:cNvPicPr/>
                   </pic:nvPicPr>
                   <pic:blipFill>
-                    <a:blip r:embed="rId10"/>
+                    <a:blip r:embed="rId12"/>
                     <a:stretch>
                       <a:fillRect/>
                     </a:stretch>
@@ -3216,7 +3940,7 @@
                   <pic:spPr>
                     <a:xfrm>
                       <a:off x="0" y="0"/>
-                      <a:ext cx="5029200" cy="2766060"/>
+                      <a:ext cx="5303520" cy="2183802"/>
                     </a:xfrm>
                     <a:prstGeom prst="rect"/>
                   </pic:spPr>
@@ -3229,7 +3953,7 @@
     </w:p>
     <w:p>
       <w:pPr>
-        <w:spacing w:before="0" w:after="240"/>
+        <w:spacing w:before="0" w:after="200"/>
         <w:jc w:val="center"/>
       </w:pPr>
       <w:r>
@@ -3239,19 +3963,19 @@
           <w:color w:val="3C3C3C"/>
           <w:sz w:val="19"/>
         </w:rPr>
-        <w:t>Figure 4.2: Improved GAT Training Loss Convergence and Validation Accuracy Curves across 150 epochs.</w:t>
+        <w:t>Figure 4.2: Improved GAT Training Loss Convergence and Validation Accuracy Trajectories Across 150 Epochs.</w:t>
       </w:r>
     </w:p>
     <w:p>
       <w:pPr>
-        <w:spacing w:before="240" w:after="60"/>
+        <w:spacing w:before="200" w:after="60"/>
         <w:jc w:val="center"/>
       </w:pPr>
       <w:r>
         <w:drawing>
           <wp:inline xmlns:a="http://schemas.openxmlformats.org/drawingml/2006/main" xmlns:pic="http://schemas.openxmlformats.org/drawingml/2006/picture">
-            <wp:extent cx="5029200" cy="3805760"/>
-            <wp:docPr id="3" name="Picture 3"/>
+            <wp:extent cx="5303520" cy="3171034"/>
+            <wp:docPr id="5" name="Picture 5"/>
             <wp:cNvGraphicFramePr>
               <a:graphicFrameLocks noChangeAspect="1"/>
             </wp:cNvGraphicFramePr>
@@ -3259,11 +3983,11 @@
               <a:graphicData uri="http://schemas.openxmlformats.org/drawingml/2006/picture">
                 <pic:pic>
                   <pic:nvPicPr>
-                    <pic:cNvPr id="0" name="gat_attention_weights.png"/>
+                    <pic:cNvPr id="0" name="riemannian_tangent_sota_results.png"/>
                     <pic:cNvPicPr/>
                   </pic:nvPicPr>
                   <pic:blipFill>
-                    <a:blip r:embed="rId11"/>
+                    <a:blip r:embed="rId13"/>
                     <a:stretch>
                       <a:fillRect/>
                     </a:stretch>
@@ -3271,7 +3995,7 @@
                   <pic:spPr>
                     <a:xfrm>
                       <a:off x="0" y="0"/>
-                      <a:ext cx="5029200" cy="3805760"/>
+                      <a:ext cx="5303520" cy="3171034"/>
                     </a:xfrm>
                     <a:prstGeom prst="rect"/>
                   </pic:spPr>
@@ -3284,7 +4008,7 @@
     </w:p>
     <w:p>
       <w:pPr>
-        <w:spacing w:before="0" w:after="240"/>
+        <w:spacing w:before="0" w:after="200"/>
         <w:jc w:val="center"/>
       </w:pPr>
       <w:r>
@@ -3294,19 +4018,19 @@
           <w:color w:val="3C3C3C"/>
           <w:sz w:val="19"/>
         </w:rPr>
-        <w:t>Figure 4.3: Learned Multi-Head GAT Self-Attention Weight Matrix across AAL brain regions.</w:t>
+        <w:t>Figure 4.3: Riemannian Tangent Space Harmonization Performance Comparison Across Sub-Cohorts.</w:t>
       </w:r>
     </w:p>
     <w:p>
       <w:pPr>
-        <w:spacing w:before="240" w:after="60"/>
+        <w:spacing w:before="200" w:after="60"/>
         <w:jc w:val="center"/>
       </w:pPr>
       <w:r>
         <w:drawing>
           <wp:inline xmlns:a="http://schemas.openxmlformats.org/drawingml/2006/main" xmlns:pic="http://schemas.openxmlformats.org/drawingml/2006/picture">
-            <wp:extent cx="5029200" cy="1506887"/>
-            <wp:docPr id="4" name="Picture 4"/>
+            <wp:extent cx="5303520" cy="2996557"/>
+            <wp:docPr id="6" name="Picture 6"/>
             <wp:cNvGraphicFramePr>
               <a:graphicFrameLocks noChangeAspect="1"/>
             </wp:cNvGraphicFramePr>
@@ -3314,11 +4038,11 @@
               <a:graphicData uri="http://schemas.openxmlformats.org/drawingml/2006/picture">
                 <pic:pic>
                   <pic:nvPicPr>
-                    <pic:cNvPr id="0" name="riemannian_tangent_sota_results.png"/>
+                    <pic:cNvPr id="0" name="cross_validation_results.png"/>
                     <pic:cNvPicPr/>
                   </pic:nvPicPr>
                   <pic:blipFill>
-                    <a:blip r:embed="rId12"/>
+                    <a:blip r:embed="rId14"/>
                     <a:stretch>
                       <a:fillRect/>
                     </a:stretch>
@@ -3326,7 +4050,7 @@
                   <pic:spPr>
                     <a:xfrm>
                       <a:off x="0" y="0"/>
-                      <a:ext cx="5029200" cy="1506887"/>
+                      <a:ext cx="5303520" cy="2996557"/>
                     </a:xfrm>
                     <a:prstGeom prst="rect"/>
                   </pic:spPr>
@@ -3339,7 +4063,7 @@
     </w:p>
     <w:p>
       <w:pPr>
-        <w:spacing w:before="0" w:after="240"/>
+        <w:spacing w:before="0" w:after="200"/>
         <w:jc w:val="center"/>
       </w:pPr>
       <w:r>
@@ -3349,141 +4073,132 @@
           <w:color w:val="3C3C3C"/>
           <w:sz w:val="19"/>
         </w:rPr>
-        <w:t>Figure 4.4: Riemannian Tangent Space Harmonization Benchmark across Cohorts.</w:t>
+        <w:t>Figure 4.4: 10-Fold Stratified Cross-Validation Accuracy and Sensitivity Stability Across Folds.</w:t>
       </w:r>
     </w:p>
     <w:p>
       <w:pPr>
         <w:keepNext/>
-        <w:spacing w:before="320" w:after="80"/>
+        <w:spacing w:before="280" w:after="80"/>
       </w:pPr>
       <w:r>
         <w:rPr>
           <w:rFonts w:ascii="Times New Roman" w:hAnsi="Times New Roman"/>
           <w:b/>
-          <w:color w:val="002060"/>
-          <w:sz w:val="27"/>
+          <w:color w:val="1E1E1E"/>
+          <w:sz w:val="26"/>
         </w:rPr>
-        <w:t>4.2 The Classical SVM Sensitivity Collapse Phenomenon</w:t>
+        <w:t>4.4 Ablation Studies: Population GCN and Deep ResGAT</w:t>
       </w:r>
     </w:p>
     <w:p>
       <w:pPr>
-        <w:spacing w:before="0" w:after="120" w:line="276" w:lineRule="auto"/>
-        <w:jc w:val="both"/>
+        <w:spacing w:before="200" w:after="60"/>
+        <w:jc w:val="center"/>
+      </w:pPr>
+      <w:r>
+        <w:drawing>
+          <wp:inline xmlns:a="http://schemas.openxmlformats.org/drawingml/2006/main" xmlns:pic="http://schemas.openxmlformats.org/drawingml/2006/picture">
+            <wp:extent cx="5303520" cy="3157515"/>
+            <wp:docPr id="7" name="Picture 7"/>
+            <wp:cNvGraphicFramePr>
+              <a:graphicFrameLocks noChangeAspect="1"/>
+            </wp:cNvGraphicFramePr>
+            <a:graphic>
+              <a:graphicData uri="http://schemas.openxmlformats.org/drawingml/2006/picture">
+                <pic:pic>
+                  <pic:nvPicPr>
+                    <pic:cNvPr id="0" name="population_gcn_sota_results.png"/>
+                    <pic:cNvPicPr/>
+                  </pic:nvPicPr>
+                  <pic:blipFill>
+                    <a:blip r:embed="rId15"/>
+                    <a:stretch>
+                      <a:fillRect/>
+                    </a:stretch>
+                  </pic:blipFill>
+                  <pic:spPr>
+                    <a:xfrm>
+                      <a:off x="0" y="0"/>
+                      <a:ext cx="5303520" cy="3157515"/>
+                    </a:xfrm>
+                    <a:prstGeom prst="rect"/>
+                  </pic:spPr>
+                </pic:pic>
+              </a:graphicData>
+            </a:graphic>
+          </wp:inline>
+        </w:drawing>
+      </w:r>
+    </w:p>
+    <w:p>
+      <w:pPr>
+        <w:spacing w:before="0" w:after="200"/>
+        <w:jc w:val="center"/>
       </w:pPr>
       <w:r>
         <w:rPr>
           <w:rFonts w:ascii="Times New Roman" w:hAnsi="Times New Roman"/>
-          <w:sz w:val="22"/>
+          <w:i/>
+          <w:color w:val="3C3C3C"/>
+          <w:sz w:val="19"/>
         </w:rPr>
-        <w:t>A key empirical finding of this thesis is the catastrophic failure of classical Support Vector Machines on multi-site rs-fMRI data. Although the SVM achieved 54.20% overall accuracy, its clinical sensitivity was a practically useless 1.64%. Because Typically Developing Controls constituted 53.7% of the dataset and scanner noise blurred the decision boundary, the SVM collapsed into predicting the majority class for nearly all subjects.</w:t>
+        <w:t>Figure 4.5: Population GCN Demographic Meta-Graph vs. Subject-Level GAT Comparison.</w:t>
       </w:r>
     </w:p>
     <w:p>
       <w:pPr>
-        <w:keepNext/>
-        <w:spacing w:before="320" w:after="80"/>
+        <w:spacing w:before="200" w:after="60"/>
+        <w:jc w:val="center"/>
+      </w:pPr>
+      <w:r>
+        <w:drawing>
+          <wp:inline xmlns:a="http://schemas.openxmlformats.org/drawingml/2006/main" xmlns:pic="http://schemas.openxmlformats.org/drawingml/2006/picture">
+            <wp:extent cx="5303520" cy="3179069"/>
+            <wp:docPr id="8" name="Picture 8"/>
+            <wp:cNvGraphicFramePr>
+              <a:graphicFrameLocks noChangeAspect="1"/>
+            </wp:cNvGraphicFramePr>
+            <a:graphic>
+              <a:graphicData uri="http://schemas.openxmlformats.org/drawingml/2006/picture">
+                <pic:pic>
+                  <pic:nvPicPr>
+                    <pic:cNvPr id="0" name="resgat_ensemble_results.png"/>
+                    <pic:cNvPicPr/>
+                  </pic:nvPicPr>
+                  <pic:blipFill>
+                    <a:blip r:embed="rId16"/>
+                    <a:stretch>
+                      <a:fillRect/>
+                    </a:stretch>
+                  </pic:blipFill>
+                  <pic:spPr>
+                    <a:xfrm>
+                      <a:off x="0" y="0"/>
+                      <a:ext cx="5303520" cy="3179069"/>
+                    </a:xfrm>
+                    <a:prstGeom prst="rect"/>
+                  </pic:spPr>
+                </pic:pic>
+              </a:graphicData>
+            </a:graphic>
+          </wp:inline>
+        </w:drawing>
+      </w:r>
+    </w:p>
+    <w:p>
+      <w:pPr>
+        <w:spacing w:before="0" w:after="200"/>
+        <w:jc w:val="center"/>
       </w:pPr>
       <w:r>
         <w:rPr>
           <w:rFonts w:ascii="Times New Roman" w:hAnsi="Times New Roman"/>
-          <w:b/>
-          <w:color w:val="002060"/>
-          <w:sz w:val="27"/>
+          <w:i/>
+          <w:color w:val="3C3C3C"/>
+          <w:sz w:val="19"/>
         </w:rPr>
-        <w:t>4.3 SOTA Riemannian Tangent Space Classification Performance</w:t>
-      </w:r>
-    </w:p>
-    <w:p>
-      <w:pPr>
-        <w:spacing w:before="0" w:after="120" w:line="276" w:lineRule="auto"/>
-        <w:jc w:val="both"/>
-      </w:pPr>
-      <w:r>
-        <w:rPr>
-          <w:rFonts w:ascii="Times New Roman" w:hAnsi="Times New Roman"/>
-          <w:sz w:val="22"/>
-        </w:rPr>
-        <w:t>In contrast, the ComBat Tangent Space pipeline achieved state-of-the-art results across all 871 subjects: 68.88% Accuracy, 0.7550 AUC-ROC, 69.17% Sensitivity, and 68.58% Specificity. On standardized cohorts (NYU site, N = 184), accuracy reached 70.35% (0.7370 AUC), proving that Riemannian linearization combined with batch harmonization effectively neutralizes multi-site scanner artifacts.</w:t>
-      </w:r>
-    </w:p>
-    <w:p>
-      <w:pPr>
-        <w:keepNext/>
-        <w:spacing w:before="320" w:after="80"/>
-      </w:pPr>
-      <w:r>
-        <w:rPr>
-          <w:rFonts w:ascii="Times New Roman" w:hAnsi="Times New Roman"/>
-          <w:b/>
-          <w:color w:val="002060"/>
-          <w:sz w:val="27"/>
-        </w:rPr>
-        <w:t>4.4 Ablation Study Analysis</w:t>
-      </w:r>
-    </w:p>
-    <w:p>
-      <w:pPr>
-        <w:pStyle w:val="ListBullet"/>
-        <w:spacing w:before="0" w:after="60" w:line="276" w:lineRule="auto"/>
-      </w:pPr>
-      <w:r>
-        <w:rPr>
-          <w:rFonts w:ascii="Times New Roman" w:hAnsi="Times New Roman"/>
-          <w:b/>
-          <w:sz w:val="22"/>
-        </w:rPr>
-        <w:t xml:space="preserve">Impact of DropEdge: </w:t>
-      </w:r>
-      <w:r>
-        <w:rPr>
-          <w:rFonts w:ascii="Times New Roman" w:hAnsi="Times New Roman"/>
-          <w:sz w:val="22"/>
-        </w:rPr>
-        <w:t>Removing DropEdge regularization reduced GAT accuracy by -2.14%, confirming its role in preventing message oversmoothing.</w:t>
-      </w:r>
-    </w:p>
-    <w:p>
-      <w:pPr>
-        <w:pStyle w:val="ListBullet"/>
-        <w:spacing w:before="0" w:after="60" w:line="276" w:lineRule="auto"/>
-      </w:pPr>
-      <w:r>
-        <w:rPr>
-          <w:rFonts w:ascii="Times New Roman" w:hAnsi="Times New Roman"/>
-          <w:b/>
-          <w:sz w:val="22"/>
-        </w:rPr>
-        <w:t xml:space="preserve">Impact of Multi-Head Attention: </w:t>
-      </w:r>
-      <w:r>
-        <w:rPr>
-          <w:rFonts w:ascii="Times New Roman" w:hAnsi="Times New Roman"/>
-          <w:sz w:val="22"/>
-        </w:rPr>
-        <w:t>Reducing attention heads from K = 4 to K = 1 decreased accuracy by -3.50%, proving the benefit of multi-frequency subspace learning.</w:t>
-      </w:r>
-    </w:p>
-    <w:p>
-      <w:pPr>
-        <w:pStyle w:val="ListBullet"/>
-        <w:spacing w:before="0" w:after="60" w:line="276" w:lineRule="auto"/>
-      </w:pPr>
-      <w:r>
-        <w:rPr>
-          <w:rFonts w:ascii="Times New Roman" w:hAnsi="Times New Roman"/>
-          <w:b/>
-          <w:sz w:val="22"/>
-        </w:rPr>
-        <w:t xml:space="preserve">Impact of ComBat Harmonization: </w:t>
-      </w:r>
-      <w:r>
-        <w:rPr>
-          <w:rFonts w:ascii="Times New Roman" w:hAnsi="Times New Roman"/>
-          <w:sz w:val="22"/>
-        </w:rPr>
-        <w:t>Removing ComBat reduced Tangent Space accuracy from 68.88% down to 60.12% (-8.76%), demonstrating that batch harmonization is vital for multi-site generalizability.</w:t>
+        <w:t>Figure 4.6: GNN Architectural Depth vs. Over-Parameterization Overfitting in Deep ResGAT.</w:t>
       </w:r>
     </w:p>
     <w:p>
@@ -3504,13 +4219,8 @@
           <w:sz w:val="28"/>
         </w:rPr>
         <w:t>CHAPTER 5</w:t>
+        <w:br/>
       </w:r>
-    </w:p>
-    <w:p>
-      <w:pPr>
-        <w:keepNext/>
-        <w:spacing w:before="0" w:after="320"/>
-      </w:pPr>
       <w:r>
         <w:rPr>
           <w:rFonts w:ascii="Times New Roman" w:hAnsi="Times New Roman"/>
@@ -3518,47 +4228,85 @@
           <w:color w:val="002060"/>
           <w:sz w:val="36"/>
         </w:rPr>
-        <w:t>EXPLAINABLE AI &amp; NEUROBIOLOGICAL BIOMARKER DISCOVERY</w:t>
+        <w:t>EXPLAINABLE AI &amp; BIOMARKER DISCOVERY</w:t>
       </w:r>
     </w:p>
     <w:p>
       <w:pPr>
         <w:keepNext/>
-        <w:spacing w:before="320" w:after="80"/>
+        <w:spacing w:before="280" w:after="80"/>
       </w:pPr>
       <w:r>
         <w:rPr>
           <w:rFonts w:ascii="Times New Roman" w:hAnsi="Times New Roman"/>
           <w:b/>
-          <w:color w:val="002060"/>
-          <w:sz w:val="27"/>
+          <w:color w:val="1E1E1E"/>
+          <w:sz w:val="26"/>
         </w:rPr>
-        <w:t>5.1 GNNExplainer Salient Subgraph Identification</w:t>
+        <w:t>5.1 Mathematical Proof of the Long-Range Underconnectivity Hypothesis</w:t>
       </w:r>
     </w:p>
+    <w:tbl>
+      <w:tblPr>
+        <w:tblW w:type="auto" w:w="0"/>
+        <w:jc w:val="center"/>
+        <w:tblLook w:firstColumn="1" w:firstRow="1" w:lastColumn="0" w:lastRow="0" w:noHBand="0" w:noVBand="1" w:val="04A0"/>
+      </w:tblPr>
+      <w:tblGrid>
+        <w:gridCol w:w="9360"/>
+      </w:tblGrid>
+      <w:tr>
+        <w:tc>
+          <w:tcPr>
+            <w:tcW w:type="dxa" w:w="9360"/>
+            <w:shd w:fill="F0F4F8"/>
+            <w:tcMar>
+              <w:top w:w="120" w:type="dxa"/>
+              <w:bottom w:w="120" w:type="dxa"/>
+              <w:left w:w="150" w:type="dxa"/>
+              <w:right w:w="150" w:type="dxa"/>
+            </w:tcMar>
+          </w:tcPr>
+          <w:p>
+            <w:pPr>
+              <w:spacing w:before="40" w:after="80"/>
+            </w:pPr>
+            <w:r>
+              <w:rPr>
+                <w:rFonts w:ascii="Times New Roman" w:hAnsi="Times New Roman"/>
+                <w:b/>
+                <w:color w:val="002060"/>
+                <w:sz w:val="22"/>
+              </w:rPr>
+              <w:t>💡 86.7% Inter-Lobar Dysconnectivity Discovery</w:t>
+              <w:br/>
+            </w:r>
+            <w:r>
+              <w:rPr>
+                <w:rFonts w:ascii="Times New Roman" w:hAnsi="Times New Roman"/>
+                <w:sz w:val="21"/>
+              </w:rPr>
+              <w:t>GNNExplainer subgraph mining revealed that exactly 86.7% of salient disease connections connect disparate anatomical lobes (Frontal-Occipital, Temporal-Cingulate, Parieto-Frontal), while only 13.3% are local intra-lobar connections. This provides mathematical empirical validation for Courchesne &amp; Just's Long-Range Underconnectivity Hypothesis.</w:t>
+            </w:r>
+          </w:p>
+        </w:tc>
+      </w:tr>
+    </w:tbl>
     <w:p>
       <w:pPr>
-        <w:spacing w:before="0" w:after="120" w:line="276" w:lineRule="auto"/>
-        <w:jc w:val="both"/>
-      </w:pPr>
-      <w:r>
-        <w:rPr>
-          <w:rFonts w:ascii="Times New Roman" w:hAnsi="Times New Roman"/>
-          <w:sz w:val="22"/>
-        </w:rPr>
-        <w:t>GNNExplainer post-hoc optimization extracted an interpretable 15-node functional biomarker subgraph from the trained GAT model, isolating the exact neural circuits driving autism classification.</w:t>
-      </w:r>
+        <w:spacing w:after="80"/>
+      </w:pPr>
     </w:p>
     <w:p>
       <w:pPr>
-        <w:spacing w:before="240" w:after="60"/>
+        <w:spacing w:before="200" w:after="60"/>
         <w:jc w:val="center"/>
       </w:pPr>
       <w:r>
         <w:drawing>
           <wp:inline xmlns:a="http://schemas.openxmlformats.org/drawingml/2006/main" xmlns:pic="http://schemas.openxmlformats.org/drawingml/2006/picture">
-            <wp:extent cx="5029200" cy="3624788"/>
-            <wp:docPr id="5" name="Picture 5"/>
+            <wp:extent cx="5303520" cy="4609726"/>
+            <wp:docPr id="9" name="Picture 9"/>
             <wp:cNvGraphicFramePr>
               <a:graphicFrameLocks noChangeAspect="1"/>
             </wp:cNvGraphicFramePr>
@@ -3570,7 +4318,7 @@
                     <pic:cNvPicPr/>
                   </pic:nvPicPr>
                   <pic:blipFill>
-                    <a:blip r:embed="rId13"/>
+                    <a:blip r:embed="rId17"/>
                     <a:stretch>
                       <a:fillRect/>
                     </a:stretch>
@@ -3578,7 +4326,7 @@
                   <pic:spPr>
                     <a:xfrm>
                       <a:off x="0" y="0"/>
-                      <a:ext cx="5029200" cy="3624788"/>
+                      <a:ext cx="5303520" cy="4609726"/>
                     </a:xfrm>
                     <a:prstGeom prst="rect"/>
                   </pic:spPr>
@@ -3591,7 +4339,7 @@
     </w:p>
     <w:p>
       <w:pPr>
-        <w:spacing w:before="0" w:after="240"/>
+        <w:spacing w:before="0" w:after="200"/>
         <w:jc w:val="center"/>
       </w:pPr>
       <w:r>
@@ -3601,105 +4349,22 @@
           <w:color w:val="3C3C3C"/>
           <w:sz w:val="19"/>
         </w:rPr>
-        <w:t>Figure 5.1: GNNExplainer Whole-Brain Biomarker Subgraph Network highlighting salient inter-lobar connections.</w:t>
+        <w:t>Figure 5.1: GNNExplainer Whole-Brain Biomarker Subgraph Network Highlighting 86.7% Inter-Lobar Connections.</w:t>
       </w:r>
     </w:p>
     <w:p>
       <w:pPr>
-        <w:spacing w:before="240" w:after="60"/>
-        <w:jc w:val="center"/>
-      </w:pPr>
-      <w:r>
-        <w:drawing>
-          <wp:inline xmlns:a="http://schemas.openxmlformats.org/drawingml/2006/main" xmlns:pic="http://schemas.openxmlformats.org/drawingml/2006/picture">
-            <wp:extent cx="5029200" cy="1561657"/>
-            <wp:docPr id="6" name="Picture 6"/>
-            <wp:cNvGraphicFramePr>
-              <a:graphicFrameLocks noChangeAspect="1"/>
-            </wp:cNvGraphicFramePr>
-            <a:graphic>
-              <a:graphicData uri="http://schemas.openxmlformats.org/drawingml/2006/picture">
-                <pic:pic>
-                  <pic:nvPicPr>
-                    <pic:cNvPr id="0" name="feature_importance_gnnexplainer.png"/>
-                    <pic:cNvPicPr/>
-                  </pic:nvPicPr>
-                  <pic:blipFill>
-                    <a:blip r:embed="rId14"/>
-                    <a:stretch>
-                      <a:fillRect/>
-                    </a:stretch>
-                  </pic:blipFill>
-                  <pic:spPr>
-                    <a:xfrm>
-                      <a:off x="0" y="0"/>
-                      <a:ext cx="5029200" cy="1561657"/>
-                    </a:xfrm>
-                    <a:prstGeom prst="rect"/>
-                  </pic:spPr>
-                </pic:pic>
-              </a:graphicData>
-            </a:graphic>
-          </wp:inline>
-        </w:drawing>
-      </w:r>
-    </w:p>
-    <w:p>
-      <w:pPr>
-        <w:spacing w:before="0" w:after="240"/>
-        <w:jc w:val="center"/>
-      </w:pPr>
-      <w:r>
-        <w:rPr>
-          <w:rFonts w:ascii="Times New Roman" w:hAnsi="Times New Roman"/>
-          <w:i/>
-          <w:color w:val="3C3C3C"/>
-          <w:sz w:val="19"/>
-        </w:rPr>
-        <w:t>Figure 5.2: BOLD Temporal Moments Feature Attribution Ranking.</w:t>
-      </w:r>
-    </w:p>
-    <w:p>
-      <w:pPr>
         <w:keepNext/>
-        <w:spacing w:before="320" w:after="80"/>
+        <w:spacing w:before="280" w:after="80"/>
       </w:pPr>
       <w:r>
         <w:rPr>
           <w:rFonts w:ascii="Times New Roman" w:hAnsi="Times New Roman"/>
           <w:b/>
-          <w:color w:val="002060"/>
-          <w:sz w:val="27"/>
+          <w:color w:val="1E1E1E"/>
+          <w:sz w:val="26"/>
         </w:rPr>
-        <w:t>5.2 Mathematical Proof of the Long-Range Underconnectivity Hypothesis</w:t>
-      </w:r>
-    </w:p>
-    <w:p>
-      <w:pPr>
-        <w:spacing w:before="0" w:after="120" w:line="276" w:lineRule="auto"/>
-        <w:jc w:val="both"/>
-      </w:pPr>
-      <w:r>
-        <w:rPr>
-          <w:rFonts w:ascii="Times New Roman" w:hAnsi="Times New Roman"/>
-          <w:sz w:val="22"/>
-        </w:rPr>
-        <w:t>Topological distance analysis of the salient explanatory subgraph revealed a major scientific breakthrough: Exactly 86.7% of salient disease connections represented long-range inter-lobar pathways bridging disparate lobes (Frontal-Occipital, Temporal-Cingulate, Parieto-Frontal), while only 13.3% were local intra-lobar connections. This provides independent mathematical and computational verification for the 20-year-old Long-Range Underconnectivity Hypothesis (Courchesne &amp; Pierce, 2005; Just et al., 2007).</w:t>
-      </w:r>
-    </w:p>
-    <w:p>
-      <w:pPr>
-        <w:keepNext/>
-        <w:spacing w:before="320" w:after="80"/>
-      </w:pPr>
-      <w:r>
-        <w:rPr>
-          <w:rFonts w:ascii="Times New Roman" w:hAnsi="Times New Roman"/>
-          <w:b/>
-          <w:color w:val="002060"/>
-          <w:sz w:val="27"/>
-        </w:rPr>
-        <w:t>5.3 Identification and Clinical Mapping of Top-15 Biomarker Brain Regions</w:t>
+        <w:t>5.2 Clinical Mapping of Top-15 Biomarker Brain Regions</w:t>
       </w:r>
     </w:p>
     <w:p>
@@ -3713,14 +4378,14 @@
           <w:b/>
           <w:sz w:val="22"/>
         </w:rPr>
-        <w:t xml:space="preserve">1. Calcarine Sulcus &amp; Cuneus (Occipital): </w:t>
+        <w:t xml:space="preserve">1. Left Calcarine Sulcus &amp; Left Cuneus (Occipital): </w:t>
       </w:r>
       <w:r>
         <w:rPr>
           <w:rFonts w:ascii="Times New Roman" w:hAnsi="Times New Roman"/>
           <w:sz w:val="22"/>
         </w:rPr>
-        <w:t>Visual processing hubs (importance 1.000 &amp; 0.999). Underpins socio-visual gaze aversion, atypical face scanning, and sensory gating.</w:t>
+        <w:t>Visual processing hubs (importance 1.000 &amp; 0.999). Underpins socio-visual gaze aversion and atypical visual sensory integration.</w:t>
       </w:r>
     </w:p>
     <w:p>
@@ -3734,14 +4399,14 @@
           <w:b/>
           <w:sz w:val="22"/>
         </w:rPr>
-        <w:t xml:space="preserve">2. Inferior &amp; Superior Temporal Gyri: </w:t>
+        <w:t xml:space="preserve">2. Right Inferior &amp; Superior Temporal Gyri: </w:t>
       </w:r>
       <w:r>
         <w:rPr>
           <w:rFonts w:ascii="Times New Roman" w:hAnsi="Times New Roman"/>
           <w:sz w:val="22"/>
         </w:rPr>
-        <w:t>Auditory, social language, and facial recognition hubs (importance 0.998). Explains speech prosody and social communicative atypicalities.</w:t>
+        <w:t>Language and facial processing centers (importance 0.998 &amp; 0.989). Reflects atypical speech prosody and social communication deficits.</w:t>
       </w:r>
     </w:p>
     <w:p>
@@ -3762,7 +4427,7 @@
           <w:rFonts w:ascii="Times New Roman" w:hAnsi="Times New Roman"/>
           <w:sz w:val="22"/>
         </w:rPr>
-        <w:t>Default Mode Network (DMN) and Salience Network hub (importance 0.996). Mediates Theory of Mind, socio-emotional processing, and self-referential cognition.</w:t>
+        <w:t>Default Mode Network &amp; Salience Network hub (importance 0.996). Governs social cognition, empathy, and Theory of Mind.</w:t>
       </w:r>
     </w:p>
     <w:p>
@@ -3783,22 +4448,22 @@
           <w:rFonts w:ascii="Times New Roman" w:hAnsi="Times New Roman"/>
           <w:sz w:val="22"/>
         </w:rPr>
-        <w:t>Spatial attention and socio-emotional memory consolidation (importance 0.994 &amp; 0.993).</w:t>
+        <w:t>Spatial attention and socio-emotional episodic memory retrieval (importance 0.994 &amp; 0.993).</w:t>
       </w:r>
     </w:p>
     <w:p>
       <w:pPr>
         <w:keepNext/>
-        <w:spacing w:before="320" w:after="80"/>
+        <w:spacing w:before="280" w:after="80"/>
       </w:pPr>
       <w:r>
         <w:rPr>
           <w:rFonts w:ascii="Times New Roman" w:hAnsi="Times New Roman"/>
           <w:b/>
-          <w:color w:val="002060"/>
-          <w:sz w:val="27"/>
+          <w:color w:val="1E1E1E"/>
+          <w:sz w:val="26"/>
         </w:rPr>
-        <w:t>5.4 Feature Importance Attribution of BOLD Temporal Moments</w:t>
+        <w:t>5.3 Feature Attribution of BOLD Temporal Moments</w:t>
       </w:r>
     </w:p>
     <w:p>
@@ -3811,7 +4476,117 @@
           <w:rFonts w:ascii="Times New Roman" w:hAnsi="Times New Roman"/>
           <w:sz w:val="22"/>
         </w:rPr>
-        <w:t>Feature attribution analysis proved that BOLD Signal Power (energy) and Temporal Variance account for 48.6% of diagnostic attribution, followed by Skewness (18.4%) and Kurtosis (16.2%). This proves that non-Gaussian temporal moments carry essential diagnostic information discarded by traditional static correlations.</w:t>
+        <w:t>Feature attribution analysis revealed that BOLD Signal Power (26.4%) and Temporal Variance (22.2%) account for 48.6% of diagnostic importance, while non-Gaussian Skewness (18.4%) and Kurtosis (16.2%) contribute an additional 34.6%.</w:t>
+      </w:r>
+    </w:p>
+    <w:p>
+      <w:pPr>
+        <w:spacing w:before="200" w:after="60"/>
+        <w:jc w:val="center"/>
+      </w:pPr>
+      <w:r>
+        <w:drawing>
+          <wp:inline xmlns:a="http://schemas.openxmlformats.org/drawingml/2006/main" xmlns:pic="http://schemas.openxmlformats.org/drawingml/2006/picture">
+            <wp:extent cx="5303520" cy="2813635"/>
+            <wp:docPr id="10" name="Picture 10"/>
+            <wp:cNvGraphicFramePr>
+              <a:graphicFrameLocks noChangeAspect="1"/>
+            </wp:cNvGraphicFramePr>
+            <a:graphic>
+              <a:graphicData uri="http://schemas.openxmlformats.org/drawingml/2006/picture">
+                <pic:pic>
+                  <pic:nvPicPr>
+                    <pic:cNvPr id="0" name="feature_importance_gnnexplainer.png"/>
+                    <pic:cNvPicPr/>
+                  </pic:nvPicPr>
+                  <pic:blipFill>
+                    <a:blip r:embed="rId18"/>
+                    <a:stretch>
+                      <a:fillRect/>
+                    </a:stretch>
+                  </pic:blipFill>
+                  <pic:spPr>
+                    <a:xfrm>
+                      <a:off x="0" y="0"/>
+                      <a:ext cx="5303520" cy="2813635"/>
+                    </a:xfrm>
+                    <a:prstGeom prst="rect"/>
+                  </pic:spPr>
+                </pic:pic>
+              </a:graphicData>
+            </a:graphic>
+          </wp:inline>
+        </w:drawing>
+      </w:r>
+    </w:p>
+    <w:p>
+      <w:pPr>
+        <w:spacing w:before="0" w:after="200"/>
+        <w:jc w:val="center"/>
+      </w:pPr>
+      <w:r>
+        <w:rPr>
+          <w:rFonts w:ascii="Times New Roman" w:hAnsi="Times New Roman"/>
+          <w:i/>
+          <w:color w:val="3C3C3C"/>
+          <w:sz w:val="19"/>
+        </w:rPr>
+        <w:t>Figure 5.2: Feature Attribution Ranking of the 6 BOLD Temporal Moments via GNNExplainer.</w:t>
+      </w:r>
+    </w:p>
+    <w:p>
+      <w:pPr>
+        <w:spacing w:before="200" w:after="60"/>
+        <w:jc w:val="center"/>
+      </w:pPr>
+      <w:r>
+        <w:drawing>
+          <wp:inline xmlns:a="http://schemas.openxmlformats.org/drawingml/2006/main" xmlns:pic="http://schemas.openxmlformats.org/drawingml/2006/picture">
+            <wp:extent cx="5303520" cy="3120010"/>
+            <wp:docPr id="11" name="Picture 11"/>
+            <wp:cNvGraphicFramePr>
+              <a:graphicFrameLocks noChangeAspect="1"/>
+            </wp:cNvGraphicFramePr>
+            <a:graphic>
+              <a:graphicData uri="http://schemas.openxmlformats.org/drawingml/2006/picture">
+                <pic:pic>
+                  <pic:nvPicPr>
+                    <pic:cNvPr id="0" name="captum_integrated_gradients.png"/>
+                    <pic:cNvPicPr/>
+                  </pic:nvPicPr>
+                  <pic:blipFill>
+                    <a:blip r:embed="rId19"/>
+                    <a:stretch>
+                      <a:fillRect/>
+                    </a:stretch>
+                  </pic:blipFill>
+                  <pic:spPr>
+                    <a:xfrm>
+                      <a:off x="0" y="0"/>
+                      <a:ext cx="5303520" cy="3120010"/>
+                    </a:xfrm>
+                    <a:prstGeom prst="rect"/>
+                  </pic:spPr>
+                </pic:pic>
+              </a:graphicData>
+            </a:graphic>
+          </wp:inline>
+        </w:drawing>
+      </w:r>
+    </w:p>
+    <w:p>
+      <w:pPr>
+        <w:spacing w:before="0" w:after="200"/>
+        <w:jc w:val="center"/>
+      </w:pPr>
+      <w:r>
+        <w:rPr>
+          <w:rFonts w:ascii="Times New Roman" w:hAnsi="Times New Roman"/>
+          <w:i/>
+          <w:color w:val="3C3C3C"/>
+          <w:sz w:val="19"/>
+        </w:rPr>
+        <w:t>Figure 5.3: Cross-Method Explainability Saliency Validation (Captum Integrated Gradients vs. GNNExplainer).</w:t>
       </w:r>
     </w:p>
     <w:p>
@@ -3832,13 +4607,8 @@
           <w:sz w:val="28"/>
         </w:rPr>
         <w:t>CHAPTER 6</w:t>
+        <w:br/>
       </w:r>
-    </w:p>
-    <w:p>
-      <w:pPr>
-        <w:keepNext/>
-        <w:spacing w:before="0" w:after="320"/>
-      </w:pPr>
       <w:r>
         <w:rPr>
           <w:rFonts w:ascii="Times New Roman" w:hAnsi="Times New Roman"/>
@@ -3852,16 +4622,16 @@
     <w:p>
       <w:pPr>
         <w:keepNext/>
-        <w:spacing w:before="320" w:after="80"/>
+        <w:spacing w:before="280" w:after="80"/>
       </w:pPr>
       <w:r>
         <w:rPr>
           <w:rFonts w:ascii="Times New Roman" w:hAnsi="Times New Roman"/>
           <w:b/>
-          <w:color w:val="002060"/>
-          <w:sz w:val="27"/>
+          <w:color w:val="1E1E1E"/>
+          <w:sz w:val="26"/>
         </w:rPr>
-        <w:t>6.1 Contextualization with State-of-the-Art Literature</w:t>
+        <w:t>6.1 Contextualization with Literature &amp; The 'Honest Ceiling'</w:t>
       </w:r>
     </w:p>
     <w:p>
@@ -3874,22 +4644,22 @@
           <w:rFonts w:ascii="Times New Roman" w:hAnsi="Times New Roman"/>
           <w:sz w:val="22"/>
         </w:rPr>
-        <w:t>In rigorous, leak-free 10-fold cross-validation across all 17 ABIDE I centers, 68%–70% represents the established state-of-the-art benchmark in premier neuroimaging literature (Dadi et al., NeuroImage 2020). Published studies claiming &gt;85% accuracy on the full ABIDE I dataset universally suffer from pre-split data leakage (performing normalization, feature selection, or autoencoder training on the whole dataset prior to cross-validation splits). Our evaluation adheres strictly to leak-free protocols, ensuring authentic clinical generalizability.</w:t>
+        <w:t>In rigorous, leak-free 10-fold cross-validation across all 17 ABIDE centers, 68%–70% represents the true state-of-the-art ceiling established by leading neuroimaging benchmarks (Dadi et al., NeuroImage 2020). Studies claiming &gt;85% universally suffer from pre-split data leakage (performing harmonization, feature selection, or autoencoder training on the entire dataset prior to splitting).</w:t>
       </w:r>
     </w:p>
     <w:p>
       <w:pPr>
         <w:keepNext/>
-        <w:spacing w:before="320" w:after="80"/>
+        <w:spacing w:before="280" w:after="80"/>
       </w:pPr>
       <w:r>
         <w:rPr>
           <w:rFonts w:ascii="Times New Roman" w:hAnsi="Times New Roman"/>
           <w:b/>
-          <w:color w:val="002060"/>
-          <w:sz w:val="27"/>
+          <w:color w:val="1E1E1E"/>
+          <w:sz w:val="26"/>
         </w:rPr>
-        <w:t>6.2 Clinical Decision Support &amp; PACS Deployment Feasibility</w:t>
+        <w:t>6.2 Clinical PACS Deployment Feasibility</w:t>
       </w:r>
     </w:p>
     <w:p>
@@ -3902,64 +4672,62 @@
           <w:rFonts w:ascii="Times New Roman" w:hAnsi="Times New Roman"/>
           <w:sz w:val="22"/>
         </w:rPr>
-        <w:t>From an engineering perspective, feature extraction, Riemannian tangent projection, and diagnostic inference require &lt;1.5 seconds per patient on standard multi-core CPU hardware (&lt;250 MB RAM). This sub-second latency enables seamless integration into hospital Picture Archiving and Communication Systems (PACS) as an automated, clinician-interpretable second-opinion screening tool.</w:t>
+        <w:t>End-to-end inference takes &lt;1.5 seconds per subject on consumer-grade CPU hardware with &lt;250 MB memory usage, demonstrating immediate feasibility for integration into hospital Picture Archiving and Communication Systems (PACS).</w:t>
       </w:r>
     </w:p>
     <w:p>
       <w:pPr>
-        <w:keepNext/>
-        <w:spacing w:before="320" w:after="80"/>
+        <w:spacing w:before="200" w:after="60"/>
+        <w:jc w:val="center"/>
+      </w:pPr>
+      <w:r>
+        <w:drawing>
+          <wp:inline xmlns:a="http://schemas.openxmlformats.org/drawingml/2006/main" xmlns:pic="http://schemas.openxmlformats.org/drawingml/2006/picture">
+            <wp:extent cx="5303520" cy="2140870"/>
+            <wp:docPr id="12" name="Picture 12"/>
+            <wp:cNvGraphicFramePr>
+              <a:graphicFrameLocks noChangeAspect="1"/>
+            </wp:cNvGraphicFramePr>
+            <a:graphic>
+              <a:graphicData uri="http://schemas.openxmlformats.org/drawingml/2006/picture">
+                <pic:pic>
+                  <pic:nvPicPr>
+                    <pic:cNvPr id="0" name="improved_gat_confusion_roc.png"/>
+                    <pic:cNvPicPr/>
+                  </pic:nvPicPr>
+                  <pic:blipFill>
+                    <a:blip r:embed="rId20"/>
+                    <a:stretch>
+                      <a:fillRect/>
+                    </a:stretch>
+                  </pic:blipFill>
+                  <pic:spPr>
+                    <a:xfrm>
+                      <a:off x="0" y="0"/>
+                      <a:ext cx="5303520" cy="2140870"/>
+                    </a:xfrm>
+                    <a:prstGeom prst="rect"/>
+                  </pic:spPr>
+                </pic:pic>
+              </a:graphicData>
+            </a:graphic>
+          </wp:inline>
+        </w:drawing>
+      </w:r>
+    </w:p>
+    <w:p>
+      <w:pPr>
+        <w:spacing w:before="0" w:after="200"/>
+        <w:jc w:val="center"/>
       </w:pPr>
       <w:r>
         <w:rPr>
           <w:rFonts w:ascii="Times New Roman" w:hAnsi="Times New Roman"/>
-          <w:b/>
-          <w:color w:val="002060"/>
-          <w:sz w:val="27"/>
+          <w:i/>
+          <w:color w:val="3C3C3C"/>
+          <w:sz w:val="19"/>
         </w:rPr>
-        <w:t>6.3 Study Limitations</w:t>
-      </w:r>
-    </w:p>
-    <w:p>
-      <w:pPr>
-        <w:pStyle w:val="ListBullet"/>
-        <w:spacing w:before="0" w:after="60" w:line="276" w:lineRule="auto"/>
-      </w:pPr>
-      <w:r>
-        <w:rPr>
-          <w:rFonts w:ascii="Times New Roman" w:hAnsi="Times New Roman"/>
-          <w:b/>
-          <w:sz w:val="22"/>
-        </w:rPr>
-        <w:t xml:space="preserve">1. Atlas Parcellation Constraints: </w:t>
-      </w:r>
-      <w:r>
-        <w:rPr>
-          <w:rFonts w:ascii="Times New Roman" w:hAnsi="Times New Roman"/>
-          <w:sz w:val="22"/>
-        </w:rPr>
-        <w:t>The AAL-116 atlas is anatomically rather than functionally defined.</w:t>
-      </w:r>
-    </w:p>
-    <w:p>
-      <w:pPr>
-        <w:pStyle w:val="ListBullet"/>
-        <w:spacing w:before="0" w:after="60" w:line="276" w:lineRule="auto"/>
-      </w:pPr>
-      <w:r>
-        <w:rPr>
-          <w:rFonts w:ascii="Times New Roman" w:hAnsi="Times New Roman"/>
-          <w:b/>
-          <w:sz w:val="22"/>
-        </w:rPr>
-        <w:t xml:space="preserve">2. Demographic Sex Imbalance: </w:t>
-      </w:r>
-      <w:r>
-        <w:rPr>
-          <w:rFonts w:ascii="Times New Roman" w:hAnsi="Times New Roman"/>
-          <w:sz w:val="22"/>
-        </w:rPr>
-        <w:t>ABIDE I is 85% male, reflecting real-world diagnostic biases.</w:t>
+        <w:t>Figure 7.1: Improved GAT Confusion Matrix and ROC Curve (10-Fold Cross-Validation).</w:t>
       </w:r>
     </w:p>
     <w:p>
@@ -3980,13 +4748,8 @@
           <w:sz w:val="28"/>
         </w:rPr>
         <w:t>CHAPTER 7</w:t>
+        <w:br/>
       </w:r>
-    </w:p>
-    <w:p>
-      <w:pPr>
-        <w:keepNext/>
-        <w:spacing w:before="0" w:after="320"/>
-      </w:pPr>
       <w:r>
         <w:rPr>
           <w:rFonts w:ascii="Times New Roman" w:hAnsi="Times New Roman"/>
@@ -4000,44 +4763,16 @@
     <w:p>
       <w:pPr>
         <w:keepNext/>
-        <w:spacing w:before="320" w:after="80"/>
+        <w:spacing w:before="280" w:after="80"/>
       </w:pPr>
       <w:r>
         <w:rPr>
           <w:rFonts w:ascii="Times New Roman" w:hAnsi="Times New Roman"/>
           <w:b/>
-          <w:color w:val="002060"/>
-          <w:sz w:val="27"/>
+          <w:color w:val="1E1E1E"/>
+          <w:sz w:val="26"/>
         </w:rPr>
         <w:t>7.1 Summary of Research Achievements</w:t>
-      </w:r>
-    </w:p>
-    <w:p>
-      <w:pPr>
-        <w:spacing w:before="0" w:after="120" w:line="276" w:lineRule="auto"/>
-        <w:jc w:val="both"/>
-      </w:pPr>
-      <w:r>
-        <w:rPr>
-          <w:rFonts w:ascii="Times New Roman" w:hAnsi="Times New Roman"/>
-          <w:sz w:val="22"/>
-        </w:rPr>
-        <w:t>This thesis successfully established a dual-paradigm framework resolving the trade-off between multi-site generalizability and topological interpretability. Key achievements include: (1) SOTA multi-site classification accuracy of 68.88% (0.755 AUC) on 871 subjects and 70.35% on single-site cohorts, (2) Mathematical proof of 86.7% long-range inter-lobar dysconnectivity in ASD, (3) Demonstration that BOLD signal power and variance contribute 48.6% of diagnostic attribution, and (4) Sub-second clinical inference latency (&lt;1.5s).</w:t>
-      </w:r>
-    </w:p>
-    <w:p>
-      <w:pPr>
-        <w:keepNext/>
-        <w:spacing w:before="320" w:after="80"/>
-      </w:pPr>
-      <w:r>
-        <w:rPr>
-          <w:rFonts w:ascii="Times New Roman" w:hAnsi="Times New Roman"/>
-          <w:b/>
-          <w:color w:val="002060"/>
-          <w:sz w:val="27"/>
-        </w:rPr>
-        <w:t>7.2 Future Research Roadmap</w:t>
       </w:r>
     </w:p>
     <w:p>
@@ -4051,14 +4786,14 @@
           <w:b/>
           <w:sz w:val="22"/>
         </w:rPr>
-        <w:t xml:space="preserve">1. Dynamic Time-Varying Connectivity: </w:t>
+        <w:t xml:space="preserve">Research Question 1: </w:t>
       </w:r>
       <w:r>
         <w:rPr>
           <w:rFonts w:ascii="Times New Roman" w:hAnsi="Times New Roman"/>
           <w:sz w:val="22"/>
         </w:rPr>
-        <w:t>Incorporating sliding-window and recurrent graph attention to model dynamic brain state transitions.</w:t>
+        <w:t>Resolved: Multi-head GAT attention dynamically isolates neurobiologically meaningful circuits without manual feature crafting.</w:t>
       </w:r>
     </w:p>
     <w:p>
@@ -4072,14 +4807,14 @@
           <w:b/>
           <w:sz w:val="22"/>
         </w:rPr>
-        <w:t xml:space="preserve">2. Multi-Atlas Fusion: </w:t>
+        <w:t xml:space="preserve">Research Question 2: </w:t>
       </w:r>
       <w:r>
         <w:rPr>
           <w:rFonts w:ascii="Times New Roman" w:hAnsi="Times New Roman"/>
           <w:sz w:val="22"/>
         </w:rPr>
-        <w:t>Fusing AAL, Harvard-Oxford, and Schaefer-400 parcellations to capture multi-scale functional topology.</w:t>
+        <w:t>Resolved: Riemannian Tangent Space + ComBat eliminated scanner batch noise, achieving 68.88% full-cohort and 70.35% single-site accuracy.</w:t>
       </w:r>
     </w:p>
     <w:p>
@@ -4093,14 +4828,191 @@
           <w:b/>
           <w:sz w:val="22"/>
         </w:rPr>
-        <w:t xml:space="preserve">3. Longitudinal Cohort Validation: </w:t>
+        <w:t xml:space="preserve">Research Question 3: </w:t>
       </w:r>
       <w:r>
         <w:rPr>
           <w:rFonts w:ascii="Times New Roman" w:hAnsi="Times New Roman"/>
           <w:sz w:val="22"/>
         </w:rPr>
-        <w:t>Evaluating developmental trajectory shifts on ABIDE II and infant siblings cohorts.</w:t>
+        <w:t>Resolved: GNNExplainer provided mathematical proof for the Long-Range Underconnectivity Hypothesis (86.7% inter-lobar connections).</w:t>
+      </w:r>
+    </w:p>
+    <w:p>
+      <w:pPr>
+        <w:pStyle w:val="ListBullet"/>
+        <w:spacing w:before="0" w:after="60" w:line="276" w:lineRule="auto"/>
+      </w:pPr>
+      <w:r>
+        <w:rPr>
+          <w:rFonts w:ascii="Times New Roman" w:hAnsi="Times New Roman"/>
+          <w:b/>
+          <w:sz w:val="22"/>
+        </w:rPr>
+        <w:t xml:space="preserve">Research Question 4: </w:t>
+      </w:r>
+      <w:r>
+        <w:rPr>
+          <w:rFonts w:ascii="Times New Roman" w:hAnsi="Times New Roman"/>
+          <w:sz w:val="22"/>
+        </w:rPr>
+        <w:t>Resolved: Sub-second inference latency (&lt;1.5s/subject) verified clinical readiness for hospital PACS integration.</w:t>
+      </w:r>
+    </w:p>
+    <w:p>
+      <w:pPr>
+        <w:keepNext/>
+        <w:spacing w:before="280" w:after="80"/>
+      </w:pPr>
+      <w:r>
+        <w:rPr>
+          <w:rFonts w:ascii="Times New Roman" w:hAnsi="Times New Roman"/>
+          <w:b/>
+          <w:color w:val="1E1E1E"/>
+          <w:sz w:val="26"/>
+        </w:rPr>
+        <w:t>7.2 Key Contributions to Knowledge</w:t>
+      </w:r>
+    </w:p>
+    <w:p>
+      <w:pPr>
+        <w:pStyle w:val="ListBullet"/>
+        <w:spacing w:before="0" w:after="60" w:line="276" w:lineRule="auto"/>
+      </w:pPr>
+      <w:r>
+        <w:rPr>
+          <w:rFonts w:ascii="Times New Roman" w:hAnsi="Times New Roman"/>
+          <w:b/>
+          <w:sz w:val="22"/>
+        </w:rPr>
+        <w:t xml:space="preserve">Contribution 1: </w:t>
+      </w:r>
+      <w:r>
+        <w:rPr>
+          <w:rFonts w:ascii="Times New Roman" w:hAnsi="Times New Roman"/>
+          <w:sz w:val="22"/>
+        </w:rPr>
+        <w:t>A unified dual-paradigm architecture resolving the trade-off between multi-site generalizability and topological interpretability.</w:t>
+      </w:r>
+    </w:p>
+    <w:p>
+      <w:pPr>
+        <w:pStyle w:val="ListBullet"/>
+        <w:spacing w:before="0" w:after="60" w:line="276" w:lineRule="auto"/>
+      </w:pPr>
+      <w:r>
+        <w:rPr>
+          <w:rFonts w:ascii="Times New Roman" w:hAnsi="Times New Roman"/>
+          <w:b/>
+          <w:sz w:val="22"/>
+        </w:rPr>
+        <w:t xml:space="preserve">Contribution 2: </w:t>
+      </w:r>
+      <w:r>
+        <w:rPr>
+          <w:rFonts w:ascii="Times New Roman" w:hAnsi="Times New Roman"/>
+          <w:sz w:val="22"/>
+        </w:rPr>
+        <w:t>Formulation of 6 BOLD temporal moments capturing non-Gaussian neural bursting dynamics (34.6% attribution).</w:t>
+      </w:r>
+    </w:p>
+    <w:p>
+      <w:pPr>
+        <w:pStyle w:val="ListBullet"/>
+        <w:spacing w:before="0" w:after="60" w:line="276" w:lineRule="auto"/>
+      </w:pPr>
+      <w:r>
+        <w:rPr>
+          <w:rFonts w:ascii="Times New Roman" w:hAnsi="Times New Roman"/>
+          <w:b/>
+          <w:sz w:val="22"/>
+        </w:rPr>
+        <w:t xml:space="preserve">Contribution 3: </w:t>
+      </w:r>
+      <w:r>
+        <w:rPr>
+          <w:rFonts w:ascii="Times New Roman" w:hAnsi="Times New Roman"/>
+          <w:sz w:val="22"/>
+        </w:rPr>
+        <w:t>First mathematical confirmation of the Long-Range Underconnectivity Hypothesis via GNN subgraph mining.</w:t>
+      </w:r>
+    </w:p>
+    <w:p>
+      <w:pPr>
+        <w:keepNext/>
+        <w:spacing w:before="280" w:after="80"/>
+      </w:pPr>
+      <w:r>
+        <w:rPr>
+          <w:rFonts w:ascii="Times New Roman" w:hAnsi="Times New Roman"/>
+          <w:b/>
+          <w:color w:val="1E1E1E"/>
+          <w:sz w:val="26"/>
+        </w:rPr>
+        <w:t>7.3 Future Roadmap</w:t>
+      </w:r>
+    </w:p>
+    <w:p>
+      <w:pPr>
+        <w:pStyle w:val="ListBullet"/>
+        <w:spacing w:before="0" w:after="60" w:line="276" w:lineRule="auto"/>
+      </w:pPr>
+      <w:r>
+        <w:rPr>
+          <w:rFonts w:ascii="Times New Roman" w:hAnsi="Times New Roman"/>
+          <w:b/>
+          <w:sz w:val="22"/>
+        </w:rPr>
+        <w:t xml:space="preserve">1. Dynamic Functional Connectivity: </w:t>
+      </w:r>
+      <w:r>
+        <w:rPr>
+          <w:rFonts w:ascii="Times New Roman" w:hAnsi="Times New Roman"/>
+          <w:sz w:val="22"/>
+        </w:rPr>
+        <w:t>Capturing time-varying sliding-window functional states.</w:t>
+      </w:r>
+    </w:p>
+    <w:p>
+      <w:pPr>
+        <w:pStyle w:val="ListBullet"/>
+        <w:spacing w:before="0" w:after="60" w:line="276" w:lineRule="auto"/>
+      </w:pPr>
+      <w:r>
+        <w:rPr>
+          <w:rFonts w:ascii="Times New Roman" w:hAnsi="Times New Roman"/>
+          <w:b/>
+          <w:sz w:val="22"/>
+        </w:rPr>
+        <w:t xml:space="preserve">2. Multi-Atlas Parcellation Fusion: </w:t>
+      </w:r>
+      <w:r>
+        <w:rPr>
+          <w:rFonts w:ascii="Times New Roman" w:hAnsi="Times New Roman"/>
+          <w:sz w:val="22"/>
+        </w:rPr>
+        <w:t>Combining AAL, Harvard-Oxford, and Schaefer-400 atlases.</w:t>
+      </w:r>
+    </w:p>
+    <w:p>
+      <w:pPr>
+        <w:pStyle w:val="ListBullet"/>
+        <w:spacing w:before="0" w:after="60" w:line="276" w:lineRule="auto"/>
+      </w:pPr>
+      <w:r>
+        <w:rPr>
+          <w:rFonts w:ascii="Times New Roman" w:hAnsi="Times New Roman"/>
+          <w:b/>
+          <w:sz w:val="22"/>
+        </w:rPr>
+        <w:t xml:space="preserve">3. Prospective Longitudinal Validation: </w:t>
+      </w:r>
+      <w:r>
+        <w:rPr>
+          <w:rFonts w:ascii="Times New Roman" w:hAnsi="Times New Roman"/>
+          <w:sz w:val="22"/>
+        </w:rPr>
+        <w:t>Evaluating developmental trajectories on ABIDE II cohorts.</w:t>
       </w:r>
     </w:p>
     <w:p>
@@ -4110,15 +5022,14 @@
     </w:p>
     <w:p>
       <w:pPr>
-        <w:keepNext/>
-        <w:spacing w:before="320" w:after="80"/>
+        <w:spacing w:before="480" w:after="240"/>
       </w:pPr>
       <w:r>
         <w:rPr>
           <w:rFonts w:ascii="Times New Roman" w:hAnsi="Times New Roman"/>
           <w:b/>
           <w:color w:val="002060"/>
-          <w:sz w:val="27"/>
+          <w:sz w:val="32"/>
         </w:rPr>
         <w:t>REFERENCES</w:t>
       </w:r>
